--- a/documents/PV_RBM_V8_Init.docx
+++ b/documents/PV_RBM_V8_Init.docx
@@ -19,22 +19,7 @@
           <w:sz w:val="56"/>
         </w:rPr>
         <w:br/>
-      </w:r>
-      <w:proofErr w:type="spellStart"/>
-      <w:r>
-        <w:rPr>
-          <w:b/>
-          <w:sz w:val="56"/>
-        </w:rPr>
-        <w:t>Remote</w:t>
-      </w:r>
-      <w:proofErr w:type="spellEnd"/>
-      <w:r>
-        <w:rPr>
-          <w:b/>
-          <w:sz w:val="56"/>
-        </w:rPr>
-        <w:t xml:space="preserve"> Borne Manager (RBM)</w:t>
+        <w:t>Remote Borne Manager (RBM)</w:t>
       </w:r>
     </w:p>
     <w:p>
@@ -51,7 +36,7 @@
         <w:rPr>
           <w:sz w:val="28"/>
         </w:rPr>
-        <w:t>3</w:t>
+        <w:t>8</w:t>
       </w:r>
       <w:r>
         <w:rPr>
@@ -2796,9 +2781,13 @@
         </w:tc>
       </w:tr>
       <w:tr>
-        <w:tc>
-          <w:tcPr>
-            <w:tcW w:type="dxa" w:w="2880"/>
+        <w:trPr>
+          <w:cnfStyle w:val="000000010000" w:firstRow="0" w:lastRow="0" w:firstColumn="0" w:lastColumn="0" w:oddVBand="0" w:evenVBand="0" w:oddHBand="0" w:evenHBand="1" w:firstRowFirstColumn="0" w:firstRowLastColumn="0" w:lastRowFirstColumn="0" w:lastRowLastColumn="0"/>
+        </w:trPr>
+        <w:tc>
+          <w:tcPr>
+            <w:cnfStyle w:val="001000000000" w:firstRow="0" w:lastRow="0" w:firstColumn="1" w:lastColumn="0" w:oddVBand="0" w:evenVBand="0" w:oddHBand="0" w:evenHBand="0" w:firstRowFirstColumn="0" w:firstRowLastColumn="0" w:lastRowFirstColumn="0" w:lastRowLastColumn="0"/>
+            <w:tcW w:w="2880" w:type="dxa"/>
           </w:tcPr>
           <w:p>
             <w:r>
@@ -2808,9 +2797,12 @@
         </w:tc>
         <w:tc>
           <w:tcPr>
-            <w:tcW w:type="dxa" w:w="2880"/>
-          </w:tcPr>
-          <w:p>
+            <w:tcW w:w="2880" w:type="dxa"/>
+          </w:tcPr>
+          <w:p>
+            <w:pPr>
+              <w:cnfStyle w:val="000000010000" w:firstRow="0" w:lastRow="0" w:firstColumn="0" w:lastColumn="0" w:oddVBand="0" w:evenVBand="0" w:oddHBand="0" w:evenHBand="1" w:firstRowFirstColumn="0" w:firstRowLastColumn="0" w:lastRowFirstColumn="0" w:lastRowLastColumn="0"/>
+            </w:pPr>
             <w:r>
               <w:t>08/06/2026</w:t>
             </w:r>
@@ -2818,9 +2810,12 @@
         </w:tc>
         <w:tc>
           <w:tcPr>
-            <w:tcW w:type="dxa" w:w="2880"/>
-          </w:tcPr>
-          <w:p>
+            <w:tcW w:w="2880" w:type="dxa"/>
+          </w:tcPr>
+          <w:p>
+            <w:pPr>
+              <w:cnfStyle w:val="000000010000" w:firstRow="0" w:lastRow="0" w:firstColumn="0" w:lastColumn="0" w:oddVBand="0" w:evenVBand="0" w:oddHBand="0" w:evenHBand="1" w:firstRowFirstColumn="0" w:firstRowLastColumn="0" w:lastRowFirstColumn="0" w:lastRowLastColumn="0"/>
+            </w:pPr>
             <w:r>
               <w:t>Version init propre et complète, réalignée avec l’état actuel du code RBM.</w:t>
             </w:r>
@@ -3043,11 +3038,9 @@
             <w:tcW w:w="4320" w:type="dxa"/>
           </w:tcPr>
           <w:p>
-            <w:proofErr w:type="spellStart"/>
             <w:r>
               <w:t>Pré-conditions</w:t>
             </w:r>
-            <w:proofErr w:type="spellEnd"/>
           </w:p>
         </w:tc>
         <w:tc>
@@ -3058,13 +3051,8 @@
             <w:pPr>
               <w:cnfStyle w:val="000000100000" w:firstRow="0" w:lastRow="0" w:firstColumn="0" w:lastColumn="0" w:oddVBand="0" w:evenVBand="0" w:oddHBand="1" w:evenHBand="0" w:firstRowFirstColumn="0" w:firstRowLastColumn="0" w:lastRowFirstColumn="0" w:lastRowLastColumn="0"/>
             </w:pPr>
-            <w:proofErr w:type="spellStart"/>
-            <w:r>
-              <w:t>Executable</w:t>
-            </w:r>
-            <w:proofErr w:type="spellEnd"/>
-            <w:r>
-              <w:t xml:space="preserve"> présent</w:t>
+            <w:r>
+              <w:t>Executable présent</w:t>
             </w:r>
           </w:p>
         </w:tc>
@@ -3147,7 +3135,9 @@
             <w:tcW w:w="4320" w:type="dxa"/>
           </w:tcPr>
           <w:p>
-            <w:r/>
+            <w:pPr>
+              <w:cnfStyle w:val="000000010000" w:firstRow="0" w:lastRow="0" w:firstColumn="0" w:lastColumn="0" w:oddVBand="0" w:evenVBand="0" w:oddHBand="0" w:evenHBand="1" w:firstRowFirstColumn="0" w:firstRowLastColumn="0" w:lastRowFirstColumn="0" w:lastRowLastColumn="0"/>
+            </w:pPr>
           </w:p>
         </w:tc>
       </w:tr>
@@ -3171,7 +3161,9 @@
             <w:tcW w:w="4320" w:type="dxa"/>
           </w:tcPr>
           <w:p>
-            <w:r/>
+            <w:pPr>
+              <w:cnfStyle w:val="000000100000" w:firstRow="0" w:lastRow="0" w:firstColumn="0" w:lastColumn="0" w:oddVBand="0" w:evenVBand="0" w:oddHBand="1" w:evenHBand="0" w:firstRowFirstColumn="0" w:firstRowLastColumn="0" w:lastRowFirstColumn="0" w:lastRowLastColumn="0"/>
+            </w:pPr>
           </w:p>
         </w:tc>
       </w:tr>
@@ -3235,11 +3227,9 @@
             <w:tcW w:w="4320" w:type="dxa"/>
           </w:tcPr>
           <w:p>
-            <w:proofErr w:type="spellStart"/>
             <w:r>
               <w:t>Pré-conditions</w:t>
             </w:r>
-            <w:proofErr w:type="spellEnd"/>
           </w:p>
         </w:tc>
         <w:tc>
@@ -3309,23 +3299,7 @@
               <w:cnfStyle w:val="000000100000" w:firstRow="0" w:lastRow="0" w:firstColumn="0" w:lastColumn="0" w:oddVBand="0" w:evenVBand="0" w:oddHBand="1" w:evenHBand="0" w:firstRowFirstColumn="0" w:firstRowLastColumn="0" w:lastRowFirstColumn="0" w:lastRowLastColumn="0"/>
             </w:pPr>
             <w:r>
-              <w:t xml:space="preserve">Fichier chargé sans </w:t>
-            </w:r>
-            <w:proofErr w:type="spellStart"/>
-            <w:r>
-              <w:t>parsing</w:t>
-            </w:r>
-            <w:proofErr w:type="spellEnd"/>
-            <w:r>
-              <w:t xml:space="preserve"> </w:t>
-            </w:r>
-            <w:proofErr w:type="spellStart"/>
-            <w:r>
-              <w:t>error</w:t>
-            </w:r>
-            <w:proofErr w:type="spellEnd"/>
-            <w:r>
-              <w:t>.</w:t>
+              <w:t>Fichier chargé sans parsing error.</w:t>
             </w:r>
           </w:p>
         </w:tc>
@@ -3350,7 +3324,9 @@
             <w:tcW w:w="4320" w:type="dxa"/>
           </w:tcPr>
           <w:p>
-            <w:r/>
+            <w:pPr>
+              <w:cnfStyle w:val="000000010000" w:firstRow="0" w:lastRow="0" w:firstColumn="0" w:lastColumn="0" w:oddVBand="0" w:evenVBand="0" w:oddHBand="0" w:evenHBand="1" w:firstRowFirstColumn="0" w:firstRowLastColumn="0" w:lastRowFirstColumn="0" w:lastRowLastColumn="0"/>
+            </w:pPr>
           </w:p>
         </w:tc>
       </w:tr>
@@ -3374,7 +3350,9 @@
             <w:tcW w:w="4320" w:type="dxa"/>
           </w:tcPr>
           <w:p>
-            <w:r/>
+            <w:pPr>
+              <w:cnfStyle w:val="000000100000" w:firstRow="0" w:lastRow="0" w:firstColumn="0" w:lastColumn="0" w:oddVBand="0" w:evenVBand="0" w:oddHBand="1" w:evenHBand="0" w:firstRowFirstColumn="0" w:firstRowLastColumn="0" w:lastRowFirstColumn="0" w:lastRowLastColumn="0"/>
+            </w:pPr>
           </w:p>
         </w:tc>
       </w:tr>
@@ -3448,11 +3426,9 @@
             <w:tcW w:w="4320" w:type="dxa"/>
           </w:tcPr>
           <w:p>
-            <w:proofErr w:type="spellStart"/>
             <w:r>
               <w:t>Pré-conditions</w:t>
             </w:r>
-            <w:proofErr w:type="spellEnd"/>
           </w:p>
         </w:tc>
         <w:tc>
@@ -3493,15 +3469,7 @@
               <w:cnfStyle w:val="000000010000" w:firstRow="0" w:lastRow="0" w:firstColumn="0" w:lastColumn="0" w:oddVBand="0" w:evenVBand="0" w:oddHBand="0" w:evenHBand="1" w:firstRowFirstColumn="0" w:firstRowLastColumn="0" w:lastRowFirstColumn="0" w:lastRowLastColumn="0"/>
             </w:pPr>
             <w:r>
-              <w:t xml:space="preserve">Cliquer </w:t>
-            </w:r>
-            <w:proofErr w:type="spellStart"/>
-            <w:r>
-              <w:t>Connect</w:t>
-            </w:r>
-            <w:proofErr w:type="spellEnd"/>
-            <w:r>
-              <w:t>.</w:t>
+              <w:t>Cliquer Connect.</w:t>
             </w:r>
           </w:p>
         </w:tc>
@@ -3528,22 +3496,15 @@
           <w:p>
             <w:pPr>
               <w:cnfStyle w:val="000000100000" w:firstRow="0" w:lastRow="0" w:firstColumn="0" w:lastColumn="0" w:oddVBand="0" w:evenVBand="0" w:oddHBand="1" w:evenHBand="0" w:firstRowFirstColumn="0" w:firstRowLastColumn="0" w:lastRowFirstColumn="0" w:lastRowLastColumn="0"/>
-            </w:pPr>
-            <w:proofErr w:type="spellStart"/>
-            <w:r>
-              <w:t>Connected</w:t>
-            </w:r>
-            <w:proofErr w:type="spellEnd"/>
-            <w:r>
-              <w:t xml:space="preserve"> + LED verte + </w:t>
-            </w:r>
-            <w:proofErr w:type="spellStart"/>
-            <w:r>
-              <w:t>GridCodes</w:t>
-            </w:r>
-            <w:proofErr w:type="spellEnd"/>
-            <w:r>
-              <w:t xml:space="preserve"> OK.</w:t>
+              <w:rPr>
+                <w:lang w:val="en-US"/>
+              </w:rPr>
+            </w:pPr>
+            <w:r>
+              <w:rPr>
+                <w:lang w:val="en-US"/>
+              </w:rPr>
+              <w:t>Connected + LED verte + GridCodes OK.</w:t>
             </w:r>
           </w:p>
         </w:tc>
@@ -3568,7 +3529,9 @@
             <w:tcW w:w="4320" w:type="dxa"/>
           </w:tcPr>
           <w:p>
-            <w:r/>
+            <w:pPr>
+              <w:cnfStyle w:val="000000010000" w:firstRow="0" w:lastRow="0" w:firstColumn="0" w:lastColumn="0" w:oddVBand="0" w:evenVBand="0" w:oddHBand="0" w:evenHBand="1" w:firstRowFirstColumn="0" w:firstRowLastColumn="0" w:lastRowFirstColumn="0" w:lastRowLastColumn="0"/>
+            </w:pPr>
           </w:p>
         </w:tc>
       </w:tr>
@@ -3592,7 +3555,9 @@
             <w:tcW w:w="4320" w:type="dxa"/>
           </w:tcPr>
           <w:p>
-            <w:r/>
+            <w:pPr>
+              <w:cnfStyle w:val="000000100000" w:firstRow="0" w:lastRow="0" w:firstColumn="0" w:lastColumn="0" w:oddVBand="0" w:evenVBand="0" w:oddHBand="1" w:evenHBand="0" w:firstRowFirstColumn="0" w:firstRowLastColumn="0" w:lastRowFirstColumn="0" w:lastRowLastColumn="0"/>
+            </w:pPr>
           </w:p>
         </w:tc>
       </w:tr>
@@ -3656,11 +3621,9 @@
             <w:tcW w:w="4320" w:type="dxa"/>
           </w:tcPr>
           <w:p>
-            <w:proofErr w:type="spellStart"/>
             <w:r>
               <w:t>Pré-conditions</w:t>
             </w:r>
-            <w:proofErr w:type="spellEnd"/>
           </w:p>
         </w:tc>
         <w:tc>
@@ -3701,15 +3664,7 @@
               <w:cnfStyle w:val="000000010000" w:firstRow="0" w:lastRow="0" w:firstColumn="0" w:lastColumn="0" w:oddVBand="0" w:evenVBand="0" w:oddHBand="0" w:evenHBand="1" w:firstRowFirstColumn="0" w:firstRowLastColumn="0" w:lastRowFirstColumn="0" w:lastRowLastColumn="0"/>
             </w:pPr>
             <w:r>
-              <w:t xml:space="preserve">Cliquer </w:t>
-            </w:r>
-            <w:proofErr w:type="spellStart"/>
-            <w:r>
-              <w:t>Connect</w:t>
-            </w:r>
-            <w:proofErr w:type="spellEnd"/>
-            <w:r>
-              <w:t>.</w:t>
+              <w:t>Cliquer Connect.</w:t>
             </w:r>
           </w:p>
         </w:tc>
@@ -3738,15 +3693,7 @@
               <w:cnfStyle w:val="000000100000" w:firstRow="0" w:lastRow="0" w:firstColumn="0" w:lastColumn="0" w:oddVBand="0" w:evenVBand="0" w:oddHBand="1" w:evenHBand="0" w:firstRowFirstColumn="0" w:firstRowLastColumn="0" w:lastRowFirstColumn="0" w:lastRowLastColumn="0"/>
             </w:pPr>
             <w:r>
-              <w:t xml:space="preserve">Access </w:t>
-            </w:r>
-            <w:proofErr w:type="spellStart"/>
-            <w:r>
-              <w:t>denied</w:t>
-            </w:r>
-            <w:proofErr w:type="spellEnd"/>
-            <w:r>
-              <w:t>.</w:t>
+              <w:t>Access denied.</w:t>
             </w:r>
           </w:p>
         </w:tc>
@@ -3771,7 +3718,9 @@
             <w:tcW w:w="4320" w:type="dxa"/>
           </w:tcPr>
           <w:p>
-            <w:r/>
+            <w:pPr>
+              <w:cnfStyle w:val="000000010000" w:firstRow="0" w:lastRow="0" w:firstColumn="0" w:lastColumn="0" w:oddVBand="0" w:evenVBand="0" w:oddHBand="0" w:evenHBand="1" w:firstRowFirstColumn="0" w:firstRowLastColumn="0" w:lastRowFirstColumn="0" w:lastRowLastColumn="0"/>
+            </w:pPr>
           </w:p>
         </w:tc>
       </w:tr>
@@ -3795,7 +3744,9 @@
             <w:tcW w:w="4320" w:type="dxa"/>
           </w:tcPr>
           <w:p>
-            <w:r/>
+            <w:pPr>
+              <w:cnfStyle w:val="000000100000" w:firstRow="0" w:lastRow="0" w:firstColumn="0" w:lastColumn="0" w:oddVBand="0" w:evenVBand="0" w:oddHBand="1" w:evenHBand="0" w:firstRowFirstColumn="0" w:firstRowLastColumn="0" w:lastRowFirstColumn="0" w:lastRowLastColumn="0"/>
+            </w:pPr>
           </w:p>
         </w:tc>
       </w:tr>
@@ -3859,11 +3810,9 @@
             <w:tcW w:w="4320" w:type="dxa"/>
           </w:tcPr>
           <w:p>
-            <w:proofErr w:type="spellStart"/>
             <w:r>
               <w:t>Pré-conditions</w:t>
             </w:r>
-            <w:proofErr w:type="spellEnd"/>
           </w:p>
         </w:tc>
         <w:tc>
@@ -3904,15 +3853,7 @@
               <w:cnfStyle w:val="000000010000" w:firstRow="0" w:lastRow="0" w:firstColumn="0" w:lastColumn="0" w:oddVBand="0" w:evenVBand="0" w:oddHBand="0" w:evenHBand="1" w:firstRowFirstColumn="0" w:firstRowLastColumn="0" w:lastRowFirstColumn="0" w:lastRowLastColumn="0"/>
             </w:pPr>
             <w:r>
-              <w:t xml:space="preserve">Cliquer </w:t>
-            </w:r>
-            <w:proofErr w:type="spellStart"/>
-            <w:r>
-              <w:t>Connect</w:t>
-            </w:r>
-            <w:proofErr w:type="spellEnd"/>
-            <w:r>
-              <w:t>.</w:t>
+              <w:t>Cliquer Connect.</w:t>
             </w:r>
           </w:p>
         </w:tc>
@@ -3966,7 +3907,9 @@
             <w:tcW w:w="4320" w:type="dxa"/>
           </w:tcPr>
           <w:p>
-            <w:r/>
+            <w:pPr>
+              <w:cnfStyle w:val="000000010000" w:firstRow="0" w:lastRow="0" w:firstColumn="0" w:lastColumn="0" w:oddVBand="0" w:evenVBand="0" w:oddHBand="0" w:evenHBand="1" w:firstRowFirstColumn="0" w:firstRowLastColumn="0" w:lastRowFirstColumn="0" w:lastRowLastColumn="0"/>
+            </w:pPr>
           </w:p>
         </w:tc>
       </w:tr>
@@ -3991,7 +3934,9 @@
             <w:tcW w:w="4320" w:type="dxa"/>
           </w:tcPr>
           <w:p>
-            <w:r/>
+            <w:pPr>
+              <w:cnfStyle w:val="000000100000" w:firstRow="0" w:lastRow="0" w:firstColumn="0" w:lastColumn="0" w:oddVBand="0" w:evenVBand="0" w:oddHBand="1" w:evenHBand="0" w:firstRowFirstColumn="0" w:firstRowLastColumn="0" w:lastRowFirstColumn="0" w:lastRowLastColumn="0"/>
+            </w:pPr>
           </w:p>
         </w:tc>
       </w:tr>
@@ -4055,11 +4000,9 @@
             <w:tcW w:w="4320" w:type="dxa"/>
           </w:tcPr>
           <w:p>
-            <w:proofErr w:type="spellStart"/>
             <w:r>
               <w:t>Pré-conditions</w:t>
             </w:r>
-            <w:proofErr w:type="spellEnd"/>
           </w:p>
         </w:tc>
         <w:tc>
@@ -4154,7 +4097,9 @@
             <w:tcW w:w="4320" w:type="dxa"/>
           </w:tcPr>
           <w:p>
-            <w:r/>
+            <w:pPr>
+              <w:cnfStyle w:val="000000010000" w:firstRow="0" w:lastRow="0" w:firstColumn="0" w:lastColumn="0" w:oddVBand="0" w:evenVBand="0" w:oddHBand="0" w:evenHBand="1" w:firstRowFirstColumn="0" w:firstRowLastColumn="0" w:lastRowFirstColumn="0" w:lastRowLastColumn="0"/>
+            </w:pPr>
           </w:p>
         </w:tc>
       </w:tr>
@@ -4178,7 +4123,9 @@
             <w:tcW w:w="4320" w:type="dxa"/>
           </w:tcPr>
           <w:p>
-            <w:r/>
+            <w:pPr>
+              <w:cnfStyle w:val="000000100000" w:firstRow="0" w:lastRow="0" w:firstColumn="0" w:lastColumn="0" w:oddVBand="0" w:evenVBand="0" w:oddHBand="1" w:evenHBand="0" w:firstRowFirstColumn="0" w:firstRowLastColumn="0" w:lastRowFirstColumn="0" w:lastRowLastColumn="0"/>
+            </w:pPr>
           </w:p>
         </w:tc>
       </w:tr>
@@ -4280,6 +4227,9 @@
             <w:tcW w:w="4320" w:type="dxa"/>
           </w:tcPr>
           <w:p>
+            <w:pPr>
+              <w:cnfStyle w:val="000000010000" w:firstRow="0" w:lastRow="0" w:firstColumn="0" w:lastColumn="0" w:oddVBand="0" w:evenVBand="0" w:oddHBand="0" w:evenHBand="1" w:firstRowFirstColumn="0" w:firstRowLastColumn="0" w:lastRowFirstColumn="0" w:lastRowLastColumn="0"/>
+            </w:pPr>
             <w:r>
               <w:t>Redémarrage propre de l’application puis reconnexion vers la nouvelle IP.</w:t>
             </w:r>
@@ -4306,14 +4256,20 @@
             <w:tcW w:w="4320" w:type="dxa"/>
           </w:tcPr>
           <w:p>
-            <w:r/>
-          </w:p>
-        </w:tc>
-      </w:tr>
-      <w:tr>
-        <w:tc>
-          <w:tcPr>
-            <w:tcW w:type="dxa" w:w="4320"/>
+            <w:pPr>
+              <w:cnfStyle w:val="000000100000" w:firstRow="0" w:lastRow="0" w:firstColumn="0" w:lastColumn="0" w:oddVBand="0" w:evenVBand="0" w:oddHBand="1" w:evenHBand="0" w:firstRowFirstColumn="0" w:firstRowLastColumn="0" w:lastRowFirstColumn="0" w:lastRowLastColumn="0"/>
+            </w:pPr>
+          </w:p>
+        </w:tc>
+      </w:tr>
+      <w:tr>
+        <w:trPr>
+          <w:cnfStyle w:val="000000010000" w:firstRow="0" w:lastRow="0" w:firstColumn="0" w:lastColumn="0" w:oddVBand="0" w:evenVBand="0" w:oddHBand="0" w:evenHBand="1" w:firstRowFirstColumn="0" w:firstRowLastColumn="0" w:lastRowFirstColumn="0" w:lastRowLastColumn="0"/>
+        </w:trPr>
+        <w:tc>
+          <w:tcPr>
+            <w:cnfStyle w:val="001000000000" w:firstRow="0" w:lastRow="0" w:firstColumn="1" w:lastColumn="0" w:oddVBand="0" w:evenVBand="0" w:oddHBand="0" w:evenHBand="0" w:firstRowFirstColumn="0" w:firstRowLastColumn="0" w:lastRowFirstColumn="0" w:lastRowLastColumn="0"/>
+            <w:tcW w:w="4320" w:type="dxa"/>
           </w:tcPr>
           <w:p>
             <w:r>
@@ -4323,10 +4279,12 @@
         </w:tc>
         <w:tc>
           <w:tcPr>
-            <w:tcW w:type="dxa" w:w="4320"/>
-          </w:tcPr>
-          <w:p>
-            <w:r/>
+            <w:tcW w:w="4320" w:type="dxa"/>
+          </w:tcPr>
+          <w:p>
+            <w:pPr>
+              <w:cnfStyle w:val="000000010000" w:firstRow="0" w:lastRow="0" w:firstColumn="0" w:lastColumn="0" w:oddVBand="0" w:evenVBand="0" w:oddHBand="0" w:evenHBand="1" w:firstRowFirstColumn="0" w:firstRowLastColumn="0" w:lastRowFirstColumn="0" w:lastRowLastColumn="0"/>
+            </w:pPr>
           </w:p>
         </w:tc>
       </w:tr>
@@ -4336,15 +4294,7 @@
         <w:pStyle w:val="Titre2"/>
       </w:pPr>
       <w:r>
-        <w:t xml:space="preserve">T15 – </w:t>
-      </w:r>
-      <w:proofErr w:type="spellStart"/>
-      <w:r>
-        <w:t>Disconnect</w:t>
-      </w:r>
-      <w:proofErr w:type="spellEnd"/>
-      <w:r>
-        <w:t xml:space="preserve"> manuel</w:t>
+        <w:t>T15 – Disconnect manuel</w:t>
       </w:r>
     </w:p>
     <w:tbl>
@@ -4410,15 +4360,7 @@
               <w:cnfStyle w:val="000000100000" w:firstRow="0" w:lastRow="0" w:firstColumn="0" w:lastColumn="0" w:oddVBand="0" w:evenVBand="0" w:oddHBand="1" w:evenHBand="0" w:firstRowFirstColumn="0" w:firstRowLastColumn="0" w:lastRowFirstColumn="0" w:lastRowLastColumn="0"/>
             </w:pPr>
             <w:r>
-              <w:t xml:space="preserve">Cliquer sur </w:t>
-            </w:r>
-            <w:proofErr w:type="spellStart"/>
-            <w:r>
-              <w:t>Disconnect</w:t>
-            </w:r>
-            <w:proofErr w:type="spellEnd"/>
-            <w:r>
-              <w:t xml:space="preserve"> pendant connexion active.</w:t>
+              <w:t>Cliquer sur Disconnect pendant connexion active.</w:t>
             </w:r>
           </w:p>
         </w:tc>
@@ -4472,14 +4414,20 @@
             <w:tcW w:w="4320" w:type="dxa"/>
           </w:tcPr>
           <w:p>
-            <w:r/>
-          </w:p>
-        </w:tc>
-      </w:tr>
-      <w:tr>
-        <w:tc>
-          <w:tcPr>
-            <w:tcW w:type="dxa" w:w="4320"/>
+            <w:pPr>
+              <w:cnfStyle w:val="000000100000" w:firstRow="0" w:lastRow="0" w:firstColumn="0" w:lastColumn="0" w:oddVBand="0" w:evenVBand="0" w:oddHBand="1" w:evenHBand="0" w:firstRowFirstColumn="0" w:firstRowLastColumn="0" w:lastRowFirstColumn="0" w:lastRowLastColumn="0"/>
+            </w:pPr>
+          </w:p>
+        </w:tc>
+      </w:tr>
+      <w:tr>
+        <w:trPr>
+          <w:cnfStyle w:val="000000010000" w:firstRow="0" w:lastRow="0" w:firstColumn="0" w:lastColumn="0" w:oddVBand="0" w:evenVBand="0" w:oddHBand="0" w:evenHBand="1" w:firstRowFirstColumn="0" w:firstRowLastColumn="0" w:lastRowFirstColumn="0" w:lastRowLastColumn="0"/>
+        </w:trPr>
+        <w:tc>
+          <w:tcPr>
+            <w:cnfStyle w:val="001000000000" w:firstRow="0" w:lastRow="0" w:firstColumn="1" w:lastColumn="0" w:oddVBand="0" w:evenVBand="0" w:oddHBand="0" w:evenHBand="0" w:firstRowFirstColumn="0" w:firstRowLastColumn="0" w:lastRowFirstColumn="0" w:lastRowLastColumn="0"/>
+            <w:tcW w:w="4320" w:type="dxa"/>
           </w:tcPr>
           <w:p>
             <w:r>
@@ -4489,10 +4437,12 @@
         </w:tc>
         <w:tc>
           <w:tcPr>
-            <w:tcW w:type="dxa" w:w="4320"/>
-          </w:tcPr>
-          <w:p>
-            <w:r/>
+            <w:tcW w:w="4320" w:type="dxa"/>
+          </w:tcPr>
+          <w:p>
+            <w:pPr>
+              <w:cnfStyle w:val="000000010000" w:firstRow="0" w:lastRow="0" w:firstColumn="0" w:lastColumn="0" w:oddVBand="0" w:evenVBand="0" w:oddHBand="0" w:evenHBand="1" w:firstRowFirstColumn="0" w:firstRowLastColumn="0" w:lastRowFirstColumn="0" w:lastRowLastColumn="0"/>
+            </w:pPr>
           </w:p>
         </w:tc>
       </w:tr>
@@ -4502,14 +4452,9 @@
         <w:pStyle w:val="Titre1"/>
       </w:pPr>
       <w:r>
-        <w:t xml:space="preserve">6. Navigation </w:t>
-      </w:r>
-      <w:proofErr w:type="spellStart"/>
-      <w:r>
-        <w:t>GridCodes</w:t>
+        <w:t>6. Navigation GridCodes</w:t>
       </w:r>
       <w:bookmarkEnd w:id="11"/>
-      <w:proofErr w:type="spellEnd"/>
     </w:p>
     <w:p>
       <w:pPr>
@@ -4517,14 +4462,9 @@
       </w:pPr>
       <w:bookmarkStart w:id="12" w:name="_Toc226466655"/>
       <w:r>
-        <w:t xml:space="preserve">T20 – Affichage </w:t>
-      </w:r>
-      <w:proofErr w:type="spellStart"/>
-      <w:r>
-        <w:t>GridCodes</w:t>
+        <w:t>T20 – Affichage GridCodes</w:t>
       </w:r>
       <w:bookmarkEnd w:id="12"/>
-      <w:proofErr w:type="spellEnd"/>
     </w:p>
     <w:tbl>
       <w:tblPr>
@@ -4575,11 +4515,9 @@
             <w:tcW w:w="4320" w:type="dxa"/>
           </w:tcPr>
           <w:p>
-            <w:proofErr w:type="spellStart"/>
             <w:r>
               <w:t>Pré-conditions</w:t>
             </w:r>
-            <w:proofErr w:type="spellEnd"/>
           </w:p>
         </w:tc>
         <w:tc>
@@ -4674,7 +4612,9 @@
             <w:tcW w:w="4320" w:type="dxa"/>
           </w:tcPr>
           <w:p>
-            <w:r/>
+            <w:pPr>
+              <w:cnfStyle w:val="000000010000" w:firstRow="0" w:lastRow="0" w:firstColumn="0" w:lastColumn="0" w:oddVBand="0" w:evenVBand="0" w:oddHBand="0" w:evenHBand="1" w:firstRowFirstColumn="0" w:firstRowLastColumn="0" w:lastRowFirstColumn="0" w:lastRowLastColumn="0"/>
+            </w:pPr>
           </w:p>
         </w:tc>
       </w:tr>
@@ -4698,7 +4638,9 @@
             <w:tcW w:w="4320" w:type="dxa"/>
           </w:tcPr>
           <w:p>
-            <w:r/>
+            <w:pPr>
+              <w:cnfStyle w:val="000000100000" w:firstRow="0" w:lastRow="0" w:firstColumn="0" w:lastColumn="0" w:oddVBand="0" w:evenVBand="0" w:oddHBand="1" w:evenHBand="0" w:firstRowFirstColumn="0" w:firstRowLastColumn="0" w:lastRowFirstColumn="0" w:lastRowLastColumn="0"/>
+            </w:pPr>
           </w:p>
         </w:tc>
       </w:tr>
@@ -4762,11 +4704,9 @@
             <w:tcW w:w="4320" w:type="dxa"/>
           </w:tcPr>
           <w:p>
-            <w:proofErr w:type="spellStart"/>
             <w:r>
               <w:t>Pré-conditions</w:t>
             </w:r>
-            <w:proofErr w:type="spellEnd"/>
           </w:p>
         </w:tc>
         <w:tc>
@@ -4861,7 +4801,9 @@
             <w:tcW w:w="4320" w:type="dxa"/>
           </w:tcPr>
           <w:p>
-            <w:r/>
+            <w:pPr>
+              <w:cnfStyle w:val="000000010000" w:firstRow="0" w:lastRow="0" w:firstColumn="0" w:lastColumn="0" w:oddVBand="0" w:evenVBand="0" w:oddHBand="0" w:evenHBand="1" w:firstRowFirstColumn="0" w:firstRowLastColumn="0" w:lastRowFirstColumn="0" w:lastRowLastColumn="0"/>
+            </w:pPr>
           </w:p>
         </w:tc>
       </w:tr>
@@ -4876,6 +4818,7 @@
           </w:tcPr>
           <w:p>
             <w:r>
+              <w:lastRenderedPageBreak/>
               <w:t>Commentaires</w:t>
             </w:r>
           </w:p>
@@ -4885,7 +4828,9 @@
             <w:tcW w:w="4320" w:type="dxa"/>
           </w:tcPr>
           <w:p>
-            <w:r/>
+            <w:pPr>
+              <w:cnfStyle w:val="000000100000" w:firstRow="0" w:lastRow="0" w:firstColumn="0" w:lastColumn="0" w:oddVBand="0" w:evenVBand="0" w:oddHBand="1" w:evenHBand="0" w:firstRowFirstColumn="0" w:firstRowLastColumn="0" w:lastRowFirstColumn="0" w:lastRowLastColumn="0"/>
+            </w:pPr>
           </w:p>
         </w:tc>
       </w:tr>
@@ -4896,7 +4841,6 @@
       </w:pPr>
       <w:bookmarkStart w:id="14" w:name="_Toc226466657"/>
       <w:r>
-        <w:lastRenderedPageBreak/>
         <w:t>T22 – Retour parent</w:t>
       </w:r>
       <w:bookmarkEnd w:id="14"/>
@@ -4950,11 +4894,9 @@
             <w:tcW w:w="4320" w:type="dxa"/>
           </w:tcPr>
           <w:p>
-            <w:proofErr w:type="spellStart"/>
             <w:r>
               <w:t>Pré-conditions</w:t>
             </w:r>
-            <w:proofErr w:type="spellEnd"/>
           </w:p>
         </w:tc>
         <w:tc>
@@ -5049,7 +4991,9 @@
             <w:tcW w:w="4320" w:type="dxa"/>
           </w:tcPr>
           <w:p>
-            <w:r/>
+            <w:pPr>
+              <w:cnfStyle w:val="000000010000" w:firstRow="0" w:lastRow="0" w:firstColumn="0" w:lastColumn="0" w:oddVBand="0" w:evenVBand="0" w:oddHBand="0" w:evenHBand="1" w:firstRowFirstColumn="0" w:firstRowLastColumn="0" w:lastRowFirstColumn="0" w:lastRowLastColumn="0"/>
+            </w:pPr>
           </w:p>
         </w:tc>
       </w:tr>
@@ -5073,7 +5017,9 @@
             <w:tcW w:w="4320" w:type="dxa"/>
           </w:tcPr>
           <w:p>
-            <w:r/>
+            <w:pPr>
+              <w:cnfStyle w:val="000000100000" w:firstRow="0" w:lastRow="0" w:firstColumn="0" w:lastColumn="0" w:oddVBand="0" w:evenVBand="0" w:oddHBand="1" w:evenHBand="0" w:firstRowFirstColumn="0" w:firstRowLastColumn="0" w:lastRowFirstColumn="0" w:lastRowLastColumn="0"/>
+            </w:pPr>
           </w:p>
         </w:tc>
       </w:tr>
@@ -5094,16 +5040,8 @@
         <w:rPr>
           <w:sz w:val="26"/>
         </w:rPr>
-        <w:t xml:space="preserve"> </w:t>
+        <w:t xml:space="preserve"> Upload</w:t>
       </w:r>
-      <w:proofErr w:type="spellStart"/>
-      <w:r>
-        <w:rPr>
-          <w:sz w:val="26"/>
-        </w:rPr>
-        <w:t>Upload</w:t>
-      </w:r>
-      <w:proofErr w:type="spellEnd"/>
     </w:p>
     <w:p>
       <w:pPr>
@@ -5111,14 +5049,9 @@
       </w:pPr>
       <w:bookmarkStart w:id="16" w:name="_Toc226466659"/>
       <w:r>
-        <w:t xml:space="preserve">T30 – Édition </w:t>
-      </w:r>
-      <w:proofErr w:type="spellStart"/>
-      <w:r>
-        <w:t>GridCodes.properties</w:t>
+        <w:t>T30 – Édition GridCodes.properties</w:t>
       </w:r>
       <w:bookmarkEnd w:id="16"/>
-      <w:proofErr w:type="spellEnd"/>
     </w:p>
     <w:tbl>
       <w:tblPr>
@@ -5169,11 +5102,9 @@
             <w:tcW w:w="4320" w:type="dxa"/>
           </w:tcPr>
           <w:p>
-            <w:proofErr w:type="spellStart"/>
             <w:r>
               <w:t>Pré-conditions</w:t>
             </w:r>
-            <w:proofErr w:type="spellEnd"/>
           </w:p>
         </w:tc>
         <w:tc>
@@ -5214,15 +5145,7 @@
               <w:cnfStyle w:val="000000010000" w:firstRow="0" w:lastRow="0" w:firstColumn="0" w:lastColumn="0" w:oddVBand="0" w:evenVBand="0" w:oddHBand="0" w:evenHBand="1" w:firstRowFirstColumn="0" w:firstRowLastColumn="0" w:lastRowFirstColumn="0" w:lastRowLastColumn="0"/>
             </w:pPr>
             <w:r>
-              <w:t xml:space="preserve">Double-cliquer → Modifier → </w:t>
-            </w:r>
-            <w:proofErr w:type="spellStart"/>
-            <w:r>
-              <w:t>Upload</w:t>
-            </w:r>
-            <w:proofErr w:type="spellEnd"/>
-            <w:r>
-              <w:t>.</w:t>
+              <w:t>Double-cliquer → Modifier → Upload.</w:t>
             </w:r>
           </w:p>
         </w:tc>
@@ -5250,13 +5173,8 @@
             <w:pPr>
               <w:cnfStyle w:val="000000100000" w:firstRow="0" w:lastRow="0" w:firstColumn="0" w:lastColumn="0" w:oddVBand="0" w:evenVBand="0" w:oddHBand="1" w:evenHBand="0" w:firstRowFirstColumn="0" w:firstRowLastColumn="0" w:lastRowFirstColumn="0" w:lastRowLastColumn="0"/>
             </w:pPr>
-            <w:proofErr w:type="spellStart"/>
-            <w:r>
-              <w:t>Upload</w:t>
-            </w:r>
-            <w:proofErr w:type="spellEnd"/>
-            <w:r>
-              <w:t xml:space="preserve"> OK.</w:t>
+            <w:r>
+              <w:t>Upload OK.</w:t>
             </w:r>
           </w:p>
         </w:tc>
@@ -5281,7 +5199,9 @@
             <w:tcW w:w="4320" w:type="dxa"/>
           </w:tcPr>
           <w:p>
-            <w:r/>
+            <w:pPr>
+              <w:cnfStyle w:val="000000010000" w:firstRow="0" w:lastRow="0" w:firstColumn="0" w:lastColumn="0" w:oddVBand="0" w:evenVBand="0" w:oddHBand="0" w:evenHBand="1" w:firstRowFirstColumn="0" w:firstRowLastColumn="0" w:lastRowFirstColumn="0" w:lastRowLastColumn="0"/>
+            </w:pPr>
           </w:p>
         </w:tc>
       </w:tr>
@@ -5305,7 +5225,9 @@
             <w:tcW w:w="4320" w:type="dxa"/>
           </w:tcPr>
           <w:p>
-            <w:r/>
+            <w:pPr>
+              <w:cnfStyle w:val="000000100000" w:firstRow="0" w:lastRow="0" w:firstColumn="0" w:lastColumn="0" w:oddVBand="0" w:evenVBand="0" w:oddHBand="1" w:evenHBand="0" w:firstRowFirstColumn="0" w:firstRowLastColumn="0" w:lastRowFirstColumn="0" w:lastRowLastColumn="0"/>
+            </w:pPr>
           </w:p>
         </w:tc>
       </w:tr>
@@ -5369,11 +5291,9 @@
             <w:tcW w:w="4320" w:type="dxa"/>
           </w:tcPr>
           <w:p>
-            <w:proofErr w:type="spellStart"/>
             <w:r>
               <w:t>Pré-conditions</w:t>
             </w:r>
-            <w:proofErr w:type="spellEnd"/>
           </w:p>
         </w:tc>
         <w:tc>
@@ -5468,7 +5388,9 @@
             <w:tcW w:w="4320" w:type="dxa"/>
           </w:tcPr>
           <w:p>
-            <w:r/>
+            <w:pPr>
+              <w:cnfStyle w:val="000000010000" w:firstRow="0" w:lastRow="0" w:firstColumn="0" w:lastColumn="0" w:oddVBand="0" w:evenVBand="0" w:oddHBand="0" w:evenHBand="1" w:firstRowFirstColumn="0" w:firstRowLastColumn="0" w:lastRowFirstColumn="0" w:lastRowLastColumn="0"/>
+            </w:pPr>
           </w:p>
         </w:tc>
       </w:tr>
@@ -5492,7 +5414,9 @@
             <w:tcW w:w="4320" w:type="dxa"/>
           </w:tcPr>
           <w:p>
-            <w:r/>
+            <w:pPr>
+              <w:cnfStyle w:val="000000100000" w:firstRow="0" w:lastRow="0" w:firstColumn="0" w:lastColumn="0" w:oddVBand="0" w:evenVBand="0" w:oddHBand="1" w:evenHBand="0" w:firstRowFirstColumn="0" w:firstRowLastColumn="0" w:lastRowFirstColumn="0" w:lastRowLastColumn="0"/>
+            </w:pPr>
           </w:p>
         </w:tc>
       </w:tr>
@@ -5502,15 +5426,7 @@
         <w:pStyle w:val="Titre2"/>
       </w:pPr>
       <w:r>
-        <w:t xml:space="preserve">T31B – </w:t>
-      </w:r>
-      <w:proofErr w:type="spellStart"/>
-      <w:r>
-        <w:t>Upload</w:t>
-      </w:r>
-      <w:proofErr w:type="spellEnd"/>
-      <w:r>
-        <w:t xml:space="preserve"> fichier</w:t>
+        <w:t>T31B – Upload fichier</w:t>
       </w:r>
     </w:p>
     <w:tbl>
@@ -5576,15 +5492,7 @@
               <w:cnfStyle w:val="000000100000" w:firstRow="0" w:lastRow="0" w:firstColumn="0" w:lastColumn="0" w:oddVBand="0" w:evenVBand="0" w:oddHBand="1" w:evenHBand="0" w:firstRowFirstColumn="0" w:firstRowLastColumn="0" w:lastRowFirstColumn="0" w:lastRowLastColumn="0"/>
             </w:pPr>
             <w:r>
-              <w:t xml:space="preserve">Uploader un fichier vers </w:t>
-            </w:r>
-            <w:proofErr w:type="spellStart"/>
-            <w:r>
-              <w:t>GridCodes</w:t>
-            </w:r>
-            <w:proofErr w:type="spellEnd"/>
-            <w:r>
-              <w:t>.</w:t>
+              <w:t>Uploader un fichier vers GridCodes.</w:t>
             </w:r>
           </w:p>
         </w:tc>
@@ -5638,14 +5546,20 @@
             <w:tcW w:w="4320" w:type="dxa"/>
           </w:tcPr>
           <w:p>
-            <w:r/>
-          </w:p>
-        </w:tc>
-      </w:tr>
-      <w:tr>
-        <w:tc>
-          <w:tcPr>
-            <w:tcW w:type="dxa" w:w="4320"/>
+            <w:pPr>
+              <w:cnfStyle w:val="000000100000" w:firstRow="0" w:lastRow="0" w:firstColumn="0" w:lastColumn="0" w:oddVBand="0" w:evenVBand="0" w:oddHBand="1" w:evenHBand="0" w:firstRowFirstColumn="0" w:firstRowLastColumn="0" w:lastRowFirstColumn="0" w:lastRowLastColumn="0"/>
+            </w:pPr>
+          </w:p>
+        </w:tc>
+      </w:tr>
+      <w:tr>
+        <w:trPr>
+          <w:cnfStyle w:val="000000010000" w:firstRow="0" w:lastRow="0" w:firstColumn="0" w:lastColumn="0" w:oddVBand="0" w:evenVBand="0" w:oddHBand="0" w:evenHBand="1" w:firstRowFirstColumn="0" w:firstRowLastColumn="0" w:lastRowFirstColumn="0" w:lastRowLastColumn="0"/>
+        </w:trPr>
+        <w:tc>
+          <w:tcPr>
+            <w:cnfStyle w:val="001000000000" w:firstRow="0" w:lastRow="0" w:firstColumn="1" w:lastColumn="0" w:oddVBand="0" w:evenVBand="0" w:oddHBand="0" w:evenHBand="0" w:firstRowFirstColumn="0" w:firstRowLastColumn="0" w:lastRowFirstColumn="0" w:lastRowLastColumn="0"/>
+            <w:tcW w:w="4320" w:type="dxa"/>
           </w:tcPr>
           <w:p>
             <w:r>
@@ -5655,10 +5569,12 @@
         </w:tc>
         <w:tc>
           <w:tcPr>
-            <w:tcW w:type="dxa" w:w="4320"/>
-          </w:tcPr>
-          <w:p>
-            <w:r/>
+            <w:tcW w:w="4320" w:type="dxa"/>
+          </w:tcPr>
+          <w:p>
+            <w:pPr>
+              <w:cnfStyle w:val="000000010000" w:firstRow="0" w:lastRow="0" w:firstColumn="0" w:lastColumn="0" w:oddVBand="0" w:evenVBand="0" w:oddHBand="0" w:evenHBand="1" w:firstRowFirstColumn="0" w:firstRowLastColumn="0" w:lastRowFirstColumn="0" w:lastRowLastColumn="0"/>
+            </w:pPr>
           </w:p>
         </w:tc>
       </w:tr>
@@ -5722,11 +5638,9 @@
             <w:tcW w:w="4320" w:type="dxa"/>
           </w:tcPr>
           <w:p>
-            <w:proofErr w:type="spellStart"/>
             <w:r>
               <w:t>Pré-conditions</w:t>
             </w:r>
-            <w:proofErr w:type="spellEnd"/>
           </w:p>
         </w:tc>
         <w:tc>
@@ -5767,15 +5681,7 @@
               <w:cnfStyle w:val="000000010000" w:firstRow="0" w:lastRow="0" w:firstColumn="0" w:lastColumn="0" w:oddVBand="0" w:evenVBand="0" w:oddHBand="0" w:evenHBand="1" w:firstRowFirstColumn="0" w:firstRowLastColumn="0" w:lastRowFirstColumn="0" w:lastRowLastColumn="0"/>
             </w:pPr>
             <w:r>
-              <w:t xml:space="preserve">Sélectionner → </w:t>
-            </w:r>
-            <w:proofErr w:type="spellStart"/>
-            <w:r>
-              <w:t>Print</w:t>
-            </w:r>
-            <w:proofErr w:type="spellEnd"/>
-            <w:r>
-              <w:t>.</w:t>
+              <w:t>Sélectionner → Print.</w:t>
             </w:r>
           </w:p>
         </w:tc>
@@ -5829,7 +5735,9 @@
             <w:tcW w:w="4320" w:type="dxa"/>
           </w:tcPr>
           <w:p>
-            <w:r/>
+            <w:pPr>
+              <w:cnfStyle w:val="000000010000" w:firstRow="0" w:lastRow="0" w:firstColumn="0" w:lastColumn="0" w:oddVBand="0" w:evenVBand="0" w:oddHBand="0" w:evenHBand="1" w:firstRowFirstColumn="0" w:firstRowLastColumn="0" w:lastRowFirstColumn="0" w:lastRowLastColumn="0"/>
+            </w:pPr>
           </w:p>
         </w:tc>
       </w:tr>
@@ -5853,7 +5761,9 @@
             <w:tcW w:w="4320" w:type="dxa"/>
           </w:tcPr>
           <w:p>
-            <w:r/>
+            <w:pPr>
+              <w:cnfStyle w:val="000000100000" w:firstRow="0" w:lastRow="0" w:firstColumn="0" w:lastColumn="0" w:oddVBand="0" w:evenVBand="0" w:oddHBand="1" w:evenHBand="0" w:firstRowFirstColumn="0" w:firstRowLastColumn="0" w:lastRowFirstColumn="0" w:lastRowLastColumn="0"/>
+            </w:pPr>
           </w:p>
         </w:tc>
       </w:tr>
@@ -5862,12 +5772,8 @@
       <w:pPr>
         <w:pStyle w:val="Titre2"/>
       </w:pPr>
-    </w:p>
-    <w:p>
-      <w:pPr>
-        <w:pStyle w:val="Titre2"/>
-      </w:pPr>
       <w:r>
+        <w:lastRenderedPageBreak/>
         <w:t>T33 – Suppression fichier</w:t>
       </w:r>
     </w:p>
@@ -5934,15 +5840,7 @@
               <w:cnfStyle w:val="000000100000" w:firstRow="0" w:lastRow="0" w:firstColumn="0" w:lastColumn="0" w:oddVBand="0" w:evenVBand="0" w:oddHBand="1" w:evenHBand="0" w:firstRowFirstColumn="0" w:firstRowLastColumn="0" w:lastRowFirstColumn="0" w:lastRowLastColumn="0"/>
             </w:pPr>
             <w:r>
-              <w:t xml:space="preserve">Clic droit → </w:t>
-            </w:r>
-            <w:proofErr w:type="spellStart"/>
-            <w:r>
-              <w:t>Delete</w:t>
-            </w:r>
-            <w:proofErr w:type="spellEnd"/>
-            <w:r>
-              <w:t xml:space="preserve"> → confirmer.</w:t>
+              <w:t>Clic droit → Delete → confirmer.</w:t>
             </w:r>
           </w:p>
         </w:tc>
@@ -5971,15 +5869,7 @@
               <w:cnfStyle w:val="000000010000" w:firstRow="0" w:lastRow="0" w:firstColumn="0" w:lastColumn="0" w:oddVBand="0" w:evenVBand="0" w:oddHBand="0" w:evenHBand="1" w:firstRowFirstColumn="0" w:firstRowLastColumn="0" w:lastRowFirstColumn="0" w:lastRowLastColumn="0"/>
             </w:pPr>
             <w:r>
-              <w:t xml:space="preserve">Fichier supprimé + </w:t>
-            </w:r>
-            <w:proofErr w:type="spellStart"/>
-            <w:r>
-              <w:t>refresh</w:t>
-            </w:r>
-            <w:proofErr w:type="spellEnd"/>
-            <w:r>
-              <w:t xml:space="preserve"> automatique.</w:t>
+              <w:t>Fichier supprimé + refresh automatique.</w:t>
             </w:r>
           </w:p>
         </w:tc>
@@ -6004,14 +5894,20 @@
             <w:tcW w:w="4320" w:type="dxa"/>
           </w:tcPr>
           <w:p>
-            <w:r/>
-          </w:p>
-        </w:tc>
-      </w:tr>
-      <w:tr>
-        <w:tc>
-          <w:tcPr>
-            <w:tcW w:type="dxa" w:w="4320"/>
+            <w:pPr>
+              <w:cnfStyle w:val="000000100000" w:firstRow="0" w:lastRow="0" w:firstColumn="0" w:lastColumn="0" w:oddVBand="0" w:evenVBand="0" w:oddHBand="1" w:evenHBand="0" w:firstRowFirstColumn="0" w:firstRowLastColumn="0" w:lastRowFirstColumn="0" w:lastRowLastColumn="0"/>
+            </w:pPr>
+          </w:p>
+        </w:tc>
+      </w:tr>
+      <w:tr>
+        <w:trPr>
+          <w:cnfStyle w:val="000000010000" w:firstRow="0" w:lastRow="0" w:firstColumn="0" w:lastColumn="0" w:oddVBand="0" w:evenVBand="0" w:oddHBand="0" w:evenHBand="1" w:firstRowFirstColumn="0" w:firstRowLastColumn="0" w:lastRowFirstColumn="0" w:lastRowLastColumn="0"/>
+        </w:trPr>
+        <w:tc>
+          <w:tcPr>
+            <w:cnfStyle w:val="001000000000" w:firstRow="0" w:lastRow="0" w:firstColumn="1" w:lastColumn="0" w:oddVBand="0" w:evenVBand="0" w:oddHBand="0" w:evenHBand="0" w:firstRowFirstColumn="0" w:firstRowLastColumn="0" w:lastRowFirstColumn="0" w:lastRowLastColumn="0"/>
+            <w:tcW w:w="4320" w:type="dxa"/>
           </w:tcPr>
           <w:p>
             <w:r>
@@ -6021,10 +5917,12 @@
         </w:tc>
         <w:tc>
           <w:tcPr>
-            <w:tcW w:type="dxa" w:w="4320"/>
-          </w:tcPr>
-          <w:p>
-            <w:r/>
+            <w:tcW w:w="4320" w:type="dxa"/>
+          </w:tcPr>
+          <w:p>
+            <w:pPr>
+              <w:cnfStyle w:val="000000010000" w:firstRow="0" w:lastRow="0" w:firstColumn="0" w:lastColumn="0" w:oddVBand="0" w:evenVBand="0" w:oddHBand="0" w:evenHBand="1" w:firstRowFirstColumn="0" w:firstRowLastColumn="0" w:lastRowFirstColumn="0" w:lastRowLastColumn="0"/>
+            </w:pPr>
           </w:p>
         </w:tc>
       </w:tr>
@@ -6154,14 +6052,20 @@
             <w:tcW w:w="4320" w:type="dxa"/>
           </w:tcPr>
           <w:p>
-            <w:r/>
-          </w:p>
-        </w:tc>
-      </w:tr>
-      <w:tr>
-        <w:tc>
-          <w:tcPr>
-            <w:tcW w:type="dxa" w:w="4320"/>
+            <w:pPr>
+              <w:cnfStyle w:val="000000100000" w:firstRow="0" w:lastRow="0" w:firstColumn="0" w:lastColumn="0" w:oddVBand="0" w:evenVBand="0" w:oddHBand="1" w:evenHBand="0" w:firstRowFirstColumn="0" w:firstRowLastColumn="0" w:lastRowFirstColumn="0" w:lastRowLastColumn="0"/>
+            </w:pPr>
+          </w:p>
+        </w:tc>
+      </w:tr>
+      <w:tr>
+        <w:trPr>
+          <w:cnfStyle w:val="000000010000" w:firstRow="0" w:lastRow="0" w:firstColumn="0" w:lastColumn="0" w:oddVBand="0" w:evenVBand="0" w:oddHBand="0" w:evenHBand="1" w:firstRowFirstColumn="0" w:firstRowLastColumn="0" w:lastRowFirstColumn="0" w:lastRowLastColumn="0"/>
+        </w:trPr>
+        <w:tc>
+          <w:tcPr>
+            <w:cnfStyle w:val="001000000000" w:firstRow="0" w:lastRow="0" w:firstColumn="1" w:lastColumn="0" w:oddVBand="0" w:evenVBand="0" w:oddHBand="0" w:evenHBand="0" w:firstRowFirstColumn="0" w:firstRowLastColumn="0" w:lastRowFirstColumn="0" w:lastRowLastColumn="0"/>
+            <w:tcW w:w="4320" w:type="dxa"/>
           </w:tcPr>
           <w:p>
             <w:r>
@@ -6171,10 +6075,12 @@
         </w:tc>
         <w:tc>
           <w:tcPr>
-            <w:tcW w:type="dxa" w:w="4320"/>
-          </w:tcPr>
-          <w:p>
-            <w:r/>
+            <w:tcW w:w="4320" w:type="dxa"/>
+          </w:tcPr>
+          <w:p>
+            <w:pPr>
+              <w:cnfStyle w:val="000000010000" w:firstRow="0" w:lastRow="0" w:firstColumn="0" w:lastColumn="0" w:oddVBand="0" w:evenVBand="0" w:oddHBand="0" w:evenHBand="1" w:firstRowFirstColumn="0" w:firstRowLastColumn="0" w:lastRowFirstColumn="0" w:lastRowLastColumn="0"/>
+            </w:pPr>
           </w:p>
         </w:tc>
       </w:tr>
@@ -6250,15 +6156,7 @@
               <w:cnfStyle w:val="000000100000" w:firstRow="0" w:lastRow="0" w:firstColumn="0" w:lastColumn="0" w:oddVBand="0" w:evenVBand="0" w:oddHBand="1" w:evenHBand="0" w:firstRowFirstColumn="0" w:firstRowLastColumn="0" w:lastRowFirstColumn="0" w:lastRowLastColumn="0"/>
             </w:pPr>
             <w:r>
-              <w:t xml:space="preserve">Cliquer sur No dans popup </w:t>
-            </w:r>
-            <w:proofErr w:type="spellStart"/>
-            <w:r>
-              <w:t>Delete</w:t>
-            </w:r>
-            <w:proofErr w:type="spellEnd"/>
-            <w:r>
-              <w:t>.</w:t>
+              <w:t>Cliquer sur No dans popup Delete.</w:t>
             </w:r>
           </w:p>
         </w:tc>
@@ -6312,14 +6210,20 @@
             <w:tcW w:w="4320" w:type="dxa"/>
           </w:tcPr>
           <w:p>
-            <w:r/>
-          </w:p>
-        </w:tc>
-      </w:tr>
-      <w:tr>
-        <w:tc>
-          <w:tcPr>
-            <w:tcW w:type="dxa" w:w="4320"/>
+            <w:pPr>
+              <w:cnfStyle w:val="000000100000" w:firstRow="0" w:lastRow="0" w:firstColumn="0" w:lastColumn="0" w:oddVBand="0" w:evenVBand="0" w:oddHBand="1" w:evenHBand="0" w:firstRowFirstColumn="0" w:firstRowLastColumn="0" w:lastRowFirstColumn="0" w:lastRowLastColumn="0"/>
+            </w:pPr>
+          </w:p>
+        </w:tc>
+      </w:tr>
+      <w:tr>
+        <w:trPr>
+          <w:cnfStyle w:val="000000010000" w:firstRow="0" w:lastRow="0" w:firstColumn="0" w:lastColumn="0" w:oddVBand="0" w:evenVBand="0" w:oddHBand="0" w:evenHBand="1" w:firstRowFirstColumn="0" w:firstRowLastColumn="0" w:lastRowFirstColumn="0" w:lastRowLastColumn="0"/>
+        </w:trPr>
+        <w:tc>
+          <w:tcPr>
+            <w:cnfStyle w:val="001000000000" w:firstRow="0" w:lastRow="0" w:firstColumn="1" w:lastColumn="0" w:oddVBand="0" w:evenVBand="0" w:oddHBand="0" w:evenHBand="0" w:firstRowFirstColumn="0" w:firstRowLastColumn="0" w:lastRowFirstColumn="0" w:lastRowLastColumn="0"/>
+            <w:tcW w:w="4320" w:type="dxa"/>
           </w:tcPr>
           <w:p>
             <w:r>
@@ -6329,10 +6233,12 @@
         </w:tc>
         <w:tc>
           <w:tcPr>
-            <w:tcW w:type="dxa" w:w="4320"/>
-          </w:tcPr>
-          <w:p>
-            <w:r/>
+            <w:tcW w:w="4320" w:type="dxa"/>
+          </w:tcPr>
+          <w:p>
+            <w:pPr>
+              <w:cnfStyle w:val="000000010000" w:firstRow="0" w:lastRow="0" w:firstColumn="0" w:lastColumn="0" w:oddVBand="0" w:evenVBand="0" w:oddHBand="0" w:evenHBand="1" w:firstRowFirstColumn="0" w:firstRowLastColumn="0" w:lastRowFirstColumn="0" w:lastRowLastColumn="0"/>
+            </w:pPr>
           </w:p>
         </w:tc>
       </w:tr>
@@ -6343,14 +6249,9 @@
       </w:pPr>
       <w:bookmarkStart w:id="19" w:name="_Toc226466662"/>
       <w:r>
-        <w:t xml:space="preserve">8. Energy Manager – P/Q &amp; </w:t>
-      </w:r>
-      <w:proofErr w:type="spellStart"/>
-      <w:r>
-        <w:t>CosPhi</w:t>
+        <w:t>8. Energy Manager – P/Q &amp; CosPhi</w:t>
       </w:r>
       <w:bookmarkEnd w:id="19"/>
-      <w:proofErr w:type="spellEnd"/>
     </w:p>
     <w:p>
       <w:pPr>
@@ -6411,11 +6312,9 @@
             <w:tcW w:w="4320" w:type="dxa"/>
           </w:tcPr>
           <w:p>
-            <w:proofErr w:type="spellStart"/>
             <w:r>
               <w:t>Pré-conditions</w:t>
             </w:r>
-            <w:proofErr w:type="spellEnd"/>
           </w:p>
         </w:tc>
         <w:tc>
@@ -6456,15 +6355,7 @@
               <w:cnfStyle w:val="000000010000" w:firstRow="0" w:lastRow="0" w:firstColumn="0" w:lastColumn="0" w:oddVBand="0" w:evenVBand="0" w:oddHBand="0" w:evenHBand="1" w:firstRowFirstColumn="0" w:firstRowLastColumn="0" w:lastRowFirstColumn="0" w:lastRowLastColumn="0"/>
             </w:pPr>
             <w:r>
-              <w:t xml:space="preserve">Active=1000, </w:t>
-            </w:r>
-            <w:proofErr w:type="spellStart"/>
-            <w:r>
-              <w:t>Reactive</w:t>
-            </w:r>
-            <w:proofErr w:type="spellEnd"/>
-            <w:r>
-              <w:t>=0 → Send.</w:t>
+              <w:t>Active=1000, Reactive=0 → Send.</w:t>
             </w:r>
           </w:p>
         </w:tc>
@@ -6518,7 +6409,9 @@
             <w:tcW w:w="4320" w:type="dxa"/>
           </w:tcPr>
           <w:p>
-            <w:r/>
+            <w:pPr>
+              <w:cnfStyle w:val="000000010000" w:firstRow="0" w:lastRow="0" w:firstColumn="0" w:lastColumn="0" w:oddVBand="0" w:evenVBand="0" w:oddHBand="0" w:evenHBand="1" w:firstRowFirstColumn="0" w:firstRowLastColumn="0" w:lastRowFirstColumn="0" w:lastRowLastColumn="0"/>
+            </w:pPr>
           </w:p>
         </w:tc>
       </w:tr>
@@ -6542,7 +6435,9 @@
             <w:tcW w:w="4320" w:type="dxa"/>
           </w:tcPr>
           <w:p>
-            <w:r/>
+            <w:pPr>
+              <w:cnfStyle w:val="000000100000" w:firstRow="0" w:lastRow="0" w:firstColumn="0" w:lastColumn="0" w:oddVBand="0" w:evenVBand="0" w:oddHBand="1" w:evenHBand="0" w:firstRowFirstColumn="0" w:firstRowLastColumn="0" w:lastRowFirstColumn="0" w:lastRowLastColumn="0"/>
+            </w:pPr>
           </w:p>
         </w:tc>
       </w:tr>
@@ -6553,15 +6448,7 @@
       </w:pPr>
       <w:bookmarkStart w:id="21" w:name="_Toc226466664"/>
       <w:r>
-        <w:t xml:space="preserve">T41 – </w:t>
-      </w:r>
-      <w:proofErr w:type="spellStart"/>
-      <w:r>
-        <w:t>Reactive</w:t>
-      </w:r>
-      <w:proofErr w:type="spellEnd"/>
-      <w:r>
-        <w:t xml:space="preserve"> vide</w:t>
+        <w:t>T41 – Reactive vide</w:t>
       </w:r>
       <w:bookmarkEnd w:id="21"/>
     </w:p>
@@ -6614,11 +6501,9 @@
             <w:tcW w:w="4320" w:type="dxa"/>
           </w:tcPr>
           <w:p>
-            <w:proofErr w:type="spellStart"/>
             <w:r>
               <w:t>Pré-conditions</w:t>
             </w:r>
-            <w:proofErr w:type="spellEnd"/>
           </w:p>
         </w:tc>
         <w:tc>
@@ -6713,7 +6598,9 @@
             <w:tcW w:w="4320" w:type="dxa"/>
           </w:tcPr>
           <w:p>
-            <w:r/>
+            <w:pPr>
+              <w:cnfStyle w:val="000000010000" w:firstRow="0" w:lastRow="0" w:firstColumn="0" w:lastColumn="0" w:oddVBand="0" w:evenVBand="0" w:oddHBand="0" w:evenHBand="1" w:firstRowFirstColumn="0" w:firstRowLastColumn="0" w:lastRowFirstColumn="0" w:lastRowLastColumn="0"/>
+            </w:pPr>
           </w:p>
         </w:tc>
       </w:tr>
@@ -6737,7 +6624,9 @@
             <w:tcW w:w="4320" w:type="dxa"/>
           </w:tcPr>
           <w:p>
-            <w:r/>
+            <w:pPr>
+              <w:cnfStyle w:val="000000100000" w:firstRow="0" w:lastRow="0" w:firstColumn="0" w:lastColumn="0" w:oddVBand="0" w:evenVBand="0" w:oddHBand="1" w:evenHBand="0" w:firstRowFirstColumn="0" w:firstRowLastColumn="0" w:lastRowFirstColumn="0" w:lastRowLastColumn="0"/>
+            </w:pPr>
           </w:p>
         </w:tc>
       </w:tr>
@@ -6755,14 +6644,9 @@
       </w:pPr>
       <w:r>
         <w:lastRenderedPageBreak/>
-        <w:t xml:space="preserve">T42 – Envoi </w:t>
-      </w:r>
-      <w:proofErr w:type="spellStart"/>
-      <w:r>
-        <w:t>CosPhi</w:t>
+        <w:t>T42 – Envoi CosPhi</w:t>
       </w:r>
       <w:bookmarkEnd w:id="22"/>
-      <w:proofErr w:type="spellEnd"/>
     </w:p>
     <w:tbl>
       <w:tblPr>
@@ -6813,11 +6697,9 @@
             <w:tcW w:w="4320" w:type="dxa"/>
           </w:tcPr>
           <w:p>
-            <w:proofErr w:type="spellStart"/>
             <w:r>
               <w:t>Pré-conditions</w:t>
             </w:r>
-            <w:proofErr w:type="spellEnd"/>
           </w:p>
         </w:tc>
         <w:tc>
@@ -6858,15 +6740,7 @@
               <w:cnfStyle w:val="000000010000" w:firstRow="0" w:lastRow="0" w:firstColumn="0" w:lastColumn="0" w:oddVBand="0" w:evenVBand="0" w:oddHBand="0" w:evenHBand="1" w:firstRowFirstColumn="0" w:firstRowLastColumn="0" w:lastRowFirstColumn="0" w:lastRowLastColumn="0"/>
             </w:pPr>
             <w:r>
-              <w:t xml:space="preserve">Mode </w:t>
-            </w:r>
-            <w:proofErr w:type="spellStart"/>
-            <w:r>
-              <w:t>CosPhi</w:t>
-            </w:r>
-            <w:proofErr w:type="spellEnd"/>
-            <w:r>
-              <w:t xml:space="preserve"> → Saisir valeurs → Send.</w:t>
+              <w:t>Mode CosPhi → Saisir valeurs → Send.</w:t>
             </w:r>
           </w:p>
         </w:tc>
@@ -6920,7 +6794,9 @@
             <w:tcW w:w="4320" w:type="dxa"/>
           </w:tcPr>
           <w:p>
-            <w:r/>
+            <w:pPr>
+              <w:cnfStyle w:val="000000010000" w:firstRow="0" w:lastRow="0" w:firstColumn="0" w:lastColumn="0" w:oddVBand="0" w:evenVBand="0" w:oddHBand="0" w:evenHBand="1" w:firstRowFirstColumn="0" w:firstRowLastColumn="0" w:lastRowFirstColumn="0" w:lastRowLastColumn="0"/>
+            </w:pPr>
           </w:p>
         </w:tc>
       </w:tr>
@@ -6944,7 +6820,9 @@
             <w:tcW w:w="4320" w:type="dxa"/>
           </w:tcPr>
           <w:p>
-            <w:r/>
+            <w:pPr>
+              <w:cnfStyle w:val="000000100000" w:firstRow="0" w:lastRow="0" w:firstColumn="0" w:lastColumn="0" w:oddVBand="0" w:evenVBand="0" w:oddHBand="1" w:evenHBand="0" w:firstRowFirstColumn="0" w:firstRowLastColumn="0" w:lastRowFirstColumn="0" w:lastRowLastColumn="0"/>
+            </w:pPr>
           </w:p>
         </w:tc>
       </w:tr>
@@ -7018,11 +6896,9 @@
             <w:tcW w:w="4320" w:type="dxa"/>
           </w:tcPr>
           <w:p>
-            <w:proofErr w:type="spellStart"/>
             <w:r>
               <w:t>Pré-conditions</w:t>
             </w:r>
-            <w:proofErr w:type="spellEnd"/>
           </w:p>
         </w:tc>
         <w:tc>
@@ -7117,7 +6993,9 @@
             <w:tcW w:w="4320" w:type="dxa"/>
           </w:tcPr>
           <w:p>
-            <w:r/>
+            <w:pPr>
+              <w:cnfStyle w:val="000000010000" w:firstRow="0" w:lastRow="0" w:firstColumn="0" w:lastColumn="0" w:oddVBand="0" w:evenVBand="0" w:oddHBand="0" w:evenHBand="1" w:firstRowFirstColumn="0" w:firstRowLastColumn="0" w:lastRowFirstColumn="0" w:lastRowLastColumn="0"/>
+            </w:pPr>
           </w:p>
         </w:tc>
       </w:tr>
@@ -7141,7 +7019,9 @@
             <w:tcW w:w="4320" w:type="dxa"/>
           </w:tcPr>
           <w:p>
-            <w:r/>
+            <w:pPr>
+              <w:cnfStyle w:val="000000100000" w:firstRow="0" w:lastRow="0" w:firstColumn="0" w:lastColumn="0" w:oddVBand="0" w:evenVBand="0" w:oddHBand="1" w:evenHBand="0" w:firstRowFirstColumn="0" w:firstRowLastColumn="0" w:lastRowFirstColumn="0" w:lastRowLastColumn="0"/>
+            </w:pPr>
           </w:p>
         </w:tc>
       </w:tr>
@@ -7205,11 +7085,9 @@
             <w:tcW w:w="4320" w:type="dxa"/>
           </w:tcPr>
           <w:p>
-            <w:proofErr w:type="spellStart"/>
             <w:r>
               <w:t>Pré-conditions</w:t>
             </w:r>
-            <w:proofErr w:type="spellEnd"/>
           </w:p>
         </w:tc>
         <w:tc>
@@ -7304,7 +7182,9 @@
             <w:tcW w:w="4320" w:type="dxa"/>
           </w:tcPr>
           <w:p>
-            <w:r/>
+            <w:pPr>
+              <w:cnfStyle w:val="000000010000" w:firstRow="0" w:lastRow="0" w:firstColumn="0" w:lastColumn="0" w:oddVBand="0" w:evenVBand="0" w:oddHBand="0" w:evenHBand="1" w:firstRowFirstColumn="0" w:firstRowLastColumn="0" w:lastRowFirstColumn="0" w:lastRowLastColumn="0"/>
+            </w:pPr>
           </w:p>
         </w:tc>
       </w:tr>
@@ -7328,7 +7208,9 @@
             <w:tcW w:w="4320" w:type="dxa"/>
           </w:tcPr>
           <w:p>
-            <w:r/>
+            <w:pPr>
+              <w:cnfStyle w:val="000000100000" w:firstRow="0" w:lastRow="0" w:firstColumn="0" w:lastColumn="0" w:oddVBand="0" w:evenVBand="0" w:oddHBand="1" w:evenHBand="0" w:firstRowFirstColumn="0" w:firstRowLastColumn="0" w:lastRowFirstColumn="0" w:lastRowLastColumn="0"/>
+            </w:pPr>
           </w:p>
         </w:tc>
       </w:tr>
@@ -7340,15 +7222,7 @@
       </w:pPr>
       <w:bookmarkStart w:id="26" w:name="_Toc226466669"/>
       <w:r>
-        <w:t xml:space="preserve">T60 – </w:t>
-      </w:r>
-      <w:proofErr w:type="spellStart"/>
-      <w:r>
-        <w:t>Debug</w:t>
-      </w:r>
-      <w:proofErr w:type="spellEnd"/>
-      <w:r>
-        <w:t xml:space="preserve"> logs</w:t>
+        <w:t>T60 – Debug logs</w:t>
       </w:r>
       <w:bookmarkEnd w:id="26"/>
     </w:p>
@@ -7401,11 +7275,9 @@
             <w:tcW w:w="4320" w:type="dxa"/>
           </w:tcPr>
           <w:p>
-            <w:proofErr w:type="spellStart"/>
             <w:r>
               <w:t>Pré-conditions</w:t>
             </w:r>
-            <w:proofErr w:type="spellEnd"/>
           </w:p>
         </w:tc>
         <w:tc>
@@ -7446,15 +7318,7 @@
               <w:cnfStyle w:val="000000010000" w:firstRow="0" w:lastRow="0" w:firstColumn="0" w:lastColumn="0" w:oddVBand="0" w:evenVBand="0" w:oddHBand="0" w:evenHBand="1" w:firstRowFirstColumn="0" w:firstRowLastColumn="0" w:lastRowFirstColumn="0" w:lastRowLastColumn="0"/>
             </w:pPr>
             <w:r>
-              <w:t xml:space="preserve">Menu → </w:t>
-            </w:r>
-            <w:proofErr w:type="spellStart"/>
-            <w:r>
-              <w:t>Debug</w:t>
-            </w:r>
-            <w:proofErr w:type="spellEnd"/>
-            <w:r>
-              <w:t xml:space="preserve"> logs.</w:t>
+              <w:t>Menu → Debug logs.</w:t>
             </w:r>
           </w:p>
         </w:tc>
@@ -7508,7 +7372,9 @@
             <w:tcW w:w="4320" w:type="dxa"/>
           </w:tcPr>
           <w:p>
-            <w:r/>
+            <w:pPr>
+              <w:cnfStyle w:val="000000010000" w:firstRow="0" w:lastRow="0" w:firstColumn="0" w:lastColumn="0" w:oddVBand="0" w:evenVBand="0" w:oddHBand="0" w:evenHBand="1" w:firstRowFirstColumn="0" w:firstRowLastColumn="0" w:lastRowFirstColumn="0" w:lastRowLastColumn="0"/>
+            </w:pPr>
           </w:p>
         </w:tc>
       </w:tr>
@@ -7532,7 +7398,9 @@
             <w:tcW w:w="4320" w:type="dxa"/>
           </w:tcPr>
           <w:p>
-            <w:r/>
+            <w:pPr>
+              <w:cnfStyle w:val="000000100000" w:firstRow="0" w:lastRow="0" w:firstColumn="0" w:lastColumn="0" w:oddVBand="0" w:evenVBand="0" w:oddHBand="1" w:evenHBand="0" w:firstRowFirstColumn="0" w:firstRowLastColumn="0" w:lastRowFirstColumn="0" w:lastRowLastColumn="0"/>
+            </w:pPr>
           </w:p>
         </w:tc>
       </w:tr>
@@ -7607,13 +7475,8 @@
             <w:pPr>
               <w:cnfStyle w:val="000000100000" w:firstRow="0" w:lastRow="0" w:firstColumn="0" w:lastColumn="0" w:oddVBand="0" w:evenVBand="0" w:oddHBand="1" w:evenHBand="0" w:firstRowFirstColumn="0" w:firstRowLastColumn="0" w:lastRowFirstColumn="0" w:lastRowLastColumn="0"/>
             </w:pPr>
-            <w:proofErr w:type="spellStart"/>
-            <w:r>
-              <w:t>Refresh</w:t>
-            </w:r>
-            <w:proofErr w:type="spellEnd"/>
-            <w:r>
-              <w:t xml:space="preserve"> monitoring.</w:t>
+            <w:r>
+              <w:t>Refresh monitoring.</w:t>
             </w:r>
           </w:p>
         </w:tc>
@@ -7667,14 +7530,20 @@
             <w:tcW w:w="4320" w:type="dxa"/>
           </w:tcPr>
           <w:p>
-            <w:r/>
-          </w:p>
-        </w:tc>
-      </w:tr>
-      <w:tr>
-        <w:tc>
-          <w:tcPr>
-            <w:tcW w:type="dxa" w:w="4320"/>
+            <w:pPr>
+              <w:cnfStyle w:val="000000100000" w:firstRow="0" w:lastRow="0" w:firstColumn="0" w:lastColumn="0" w:oddVBand="0" w:evenVBand="0" w:oddHBand="1" w:evenHBand="0" w:firstRowFirstColumn="0" w:firstRowLastColumn="0" w:lastRowFirstColumn="0" w:lastRowLastColumn="0"/>
+            </w:pPr>
+          </w:p>
+        </w:tc>
+      </w:tr>
+      <w:tr>
+        <w:trPr>
+          <w:cnfStyle w:val="000000010000" w:firstRow="0" w:lastRow="0" w:firstColumn="0" w:lastColumn="0" w:oddVBand="0" w:evenVBand="0" w:oddHBand="0" w:evenHBand="1" w:firstRowFirstColumn="0" w:firstRowLastColumn="0" w:lastRowFirstColumn="0" w:lastRowLastColumn="0"/>
+        </w:trPr>
+        <w:tc>
+          <w:tcPr>
+            <w:cnfStyle w:val="001000000000" w:firstRow="0" w:lastRow="0" w:firstColumn="1" w:lastColumn="0" w:oddVBand="0" w:evenVBand="0" w:oddHBand="0" w:evenHBand="0" w:firstRowFirstColumn="0" w:firstRowLastColumn="0" w:lastRowFirstColumn="0" w:lastRowLastColumn="0"/>
+            <w:tcW w:w="4320" w:type="dxa"/>
           </w:tcPr>
           <w:p>
             <w:r>
@@ -7684,10 +7553,12 @@
         </w:tc>
         <w:tc>
           <w:tcPr>
-            <w:tcW w:type="dxa" w:w="4320"/>
-          </w:tcPr>
-          <w:p>
-            <w:r/>
+            <w:tcW w:w="4320" w:type="dxa"/>
+          </w:tcPr>
+          <w:p>
+            <w:pPr>
+              <w:cnfStyle w:val="000000010000" w:firstRow="0" w:lastRow="0" w:firstColumn="0" w:lastColumn="0" w:oddVBand="0" w:evenVBand="0" w:oddHBand="0" w:evenHBand="1" w:firstRowFirstColumn="0" w:firstRowLastColumn="0" w:lastRowFirstColumn="0" w:lastRowLastColumn="0"/>
+            </w:pPr>
           </w:p>
         </w:tc>
       </w:tr>
@@ -7698,15 +7569,7 @@
       </w:pPr>
       <w:r>
         <w:lastRenderedPageBreak/>
-        <w:t xml:space="preserve">T62 – Lecture </w:t>
-      </w:r>
-      <w:proofErr w:type="spellStart"/>
-      <w:r>
-        <w:t>SoC</w:t>
-      </w:r>
-      <w:proofErr w:type="spellEnd"/>
-      <w:r>
-        <w:t xml:space="preserve"> batterie</w:t>
+        <w:t>T62 – Lecture SoC batterie</w:t>
       </w:r>
     </w:p>
     <w:tbl>
@@ -7771,13 +7634,8 @@
             <w:pPr>
               <w:cnfStyle w:val="000000100000" w:firstRow="0" w:lastRow="0" w:firstColumn="0" w:lastColumn="0" w:oddVBand="0" w:evenVBand="0" w:oddHBand="1" w:evenHBand="0" w:firstRowFirstColumn="0" w:firstRowLastColumn="0" w:lastRowFirstColumn="0" w:lastRowLastColumn="0"/>
             </w:pPr>
-            <w:proofErr w:type="spellStart"/>
-            <w:r>
-              <w:t>Refresh</w:t>
-            </w:r>
-            <w:proofErr w:type="spellEnd"/>
-            <w:r>
-              <w:t xml:space="preserve"> monitoring.</w:t>
+            <w:r>
+              <w:t>Refresh monitoring.</w:t>
             </w:r>
           </w:p>
         </w:tc>
@@ -7805,13 +7663,8 @@
             <w:pPr>
               <w:cnfStyle w:val="000000010000" w:firstRow="0" w:lastRow="0" w:firstColumn="0" w:lastColumn="0" w:oddVBand="0" w:evenVBand="0" w:oddHBand="0" w:evenHBand="1" w:firstRowFirstColumn="0" w:firstRowLastColumn="0" w:lastRowFirstColumn="0" w:lastRowLastColumn="0"/>
             </w:pPr>
-            <w:proofErr w:type="spellStart"/>
-            <w:r>
-              <w:t>SoC</w:t>
-            </w:r>
-            <w:proofErr w:type="spellEnd"/>
-            <w:r>
-              <w:t xml:space="preserve"> batterie affiché correctement.</w:t>
+            <w:r>
+              <w:t>SoC batterie affiché correctement.</w:t>
             </w:r>
           </w:p>
         </w:tc>
@@ -7836,14 +7689,20 @@
             <w:tcW w:w="4320" w:type="dxa"/>
           </w:tcPr>
           <w:p>
-            <w:r/>
-          </w:p>
-        </w:tc>
-      </w:tr>
-      <w:tr>
-        <w:tc>
-          <w:tcPr>
-            <w:tcW w:type="dxa" w:w="4320"/>
+            <w:pPr>
+              <w:cnfStyle w:val="000000100000" w:firstRow="0" w:lastRow="0" w:firstColumn="0" w:lastColumn="0" w:oddVBand="0" w:evenVBand="0" w:oddHBand="1" w:evenHBand="0" w:firstRowFirstColumn="0" w:firstRowLastColumn="0" w:lastRowFirstColumn="0" w:lastRowLastColumn="0"/>
+            </w:pPr>
+          </w:p>
+        </w:tc>
+      </w:tr>
+      <w:tr>
+        <w:trPr>
+          <w:cnfStyle w:val="000000010000" w:firstRow="0" w:lastRow="0" w:firstColumn="0" w:lastColumn="0" w:oddVBand="0" w:evenVBand="0" w:oddHBand="0" w:evenHBand="1" w:firstRowFirstColumn="0" w:firstRowLastColumn="0" w:lastRowFirstColumn="0" w:lastRowLastColumn="0"/>
+        </w:trPr>
+        <w:tc>
+          <w:tcPr>
+            <w:cnfStyle w:val="001000000000" w:firstRow="0" w:lastRow="0" w:firstColumn="1" w:lastColumn="0" w:oddVBand="0" w:evenVBand="0" w:oddHBand="0" w:evenHBand="0" w:firstRowFirstColumn="0" w:firstRowLastColumn="0" w:lastRowFirstColumn="0" w:lastRowLastColumn="0"/>
+            <w:tcW w:w="4320" w:type="dxa"/>
           </w:tcPr>
           <w:p>
             <w:r>
@@ -7853,10 +7712,12 @@
         </w:tc>
         <w:tc>
           <w:tcPr>
-            <w:tcW w:type="dxa" w:w="4320"/>
-          </w:tcPr>
-          <w:p>
-            <w:r/>
+            <w:tcW w:w="4320" w:type="dxa"/>
+          </w:tcPr>
+          <w:p>
+            <w:pPr>
+              <w:cnfStyle w:val="000000010000" w:firstRow="0" w:lastRow="0" w:firstColumn="0" w:lastColumn="0" w:oddVBand="0" w:evenVBand="0" w:oddHBand="0" w:evenHBand="1" w:firstRowFirstColumn="0" w:firstRowLastColumn="0" w:lastRowFirstColumn="0" w:lastRowLastColumn="0"/>
+            </w:pPr>
           </w:p>
         </w:tc>
       </w:tr>
@@ -7867,13 +7728,8 @@
         <w:pStyle w:val="Titre2"/>
       </w:pPr>
       <w:r>
-        <w:t xml:space="preserve">T63 – Monitoring pendant </w:t>
+        <w:t>T63 – Monitoring pendant upload</w:t>
       </w:r>
-      <w:proofErr w:type="spellStart"/>
-      <w:r>
-        <w:t>upload</w:t>
-      </w:r>
-      <w:proofErr w:type="spellEnd"/>
     </w:p>
     <w:tbl>
       <w:tblPr>
@@ -7938,15 +7794,7 @@
               <w:cnfStyle w:val="000000100000" w:firstRow="0" w:lastRow="0" w:firstColumn="0" w:lastColumn="0" w:oddVBand="0" w:evenVBand="0" w:oddHBand="1" w:evenHBand="0" w:firstRowFirstColumn="0" w:firstRowLastColumn="0" w:lastRowFirstColumn="0" w:lastRowLastColumn="0"/>
             </w:pPr>
             <w:r>
-              <w:t xml:space="preserve">Lancer </w:t>
-            </w:r>
-            <w:proofErr w:type="spellStart"/>
-            <w:r>
-              <w:t>upload</w:t>
-            </w:r>
-            <w:proofErr w:type="spellEnd"/>
-            <w:r>
-              <w:t xml:space="preserve"> SCP.</w:t>
+              <w:t>Lancer upload SCP.</w:t>
             </w:r>
           </w:p>
         </w:tc>
@@ -8000,14 +7848,20 @@
             <w:tcW w:w="4320" w:type="dxa"/>
           </w:tcPr>
           <w:p>
-            <w:r/>
-          </w:p>
-        </w:tc>
-      </w:tr>
-      <w:tr>
-        <w:tc>
-          <w:tcPr>
-            <w:tcW w:type="dxa" w:w="4320"/>
+            <w:pPr>
+              <w:cnfStyle w:val="000000100000" w:firstRow="0" w:lastRow="0" w:firstColumn="0" w:lastColumn="0" w:oddVBand="0" w:evenVBand="0" w:oddHBand="1" w:evenHBand="0" w:firstRowFirstColumn="0" w:firstRowLastColumn="0" w:lastRowFirstColumn="0" w:lastRowLastColumn="0"/>
+            </w:pPr>
+          </w:p>
+        </w:tc>
+      </w:tr>
+      <w:tr>
+        <w:trPr>
+          <w:cnfStyle w:val="000000010000" w:firstRow="0" w:lastRow="0" w:firstColumn="0" w:lastColumn="0" w:oddVBand="0" w:evenVBand="0" w:oddHBand="0" w:evenHBand="1" w:firstRowFirstColumn="0" w:firstRowLastColumn="0" w:lastRowFirstColumn="0" w:lastRowLastColumn="0"/>
+        </w:trPr>
+        <w:tc>
+          <w:tcPr>
+            <w:cnfStyle w:val="001000000000" w:firstRow="0" w:lastRow="0" w:firstColumn="1" w:lastColumn="0" w:oddVBand="0" w:evenVBand="0" w:oddHBand="0" w:evenHBand="0" w:firstRowFirstColumn="0" w:firstRowLastColumn="0" w:lastRowFirstColumn="0" w:lastRowLastColumn="0"/>
+            <w:tcW w:w="4320" w:type="dxa"/>
           </w:tcPr>
           <w:p>
             <w:r>
@@ -8017,10 +7871,12 @@
         </w:tc>
         <w:tc>
           <w:tcPr>
-            <w:tcW w:type="dxa" w:w="4320"/>
-          </w:tcPr>
-          <w:p>
-            <w:r/>
+            <w:tcW w:w="4320" w:type="dxa"/>
+          </w:tcPr>
+          <w:p>
+            <w:pPr>
+              <w:cnfStyle w:val="000000010000" w:firstRow="0" w:lastRow="0" w:firstColumn="0" w:lastColumn="0" w:oddVBand="0" w:evenVBand="0" w:oddHBand="0" w:evenHBand="1" w:firstRowFirstColumn="0" w:firstRowLastColumn="0" w:lastRowFirstColumn="0" w:lastRowLastColumn="0"/>
+            </w:pPr>
           </w:p>
         </w:tc>
       </w:tr>
@@ -8094,11 +7950,9 @@
             <w:tcW w:w="4320" w:type="dxa"/>
           </w:tcPr>
           <w:p>
-            <w:proofErr w:type="spellStart"/>
             <w:r>
               <w:t>Pré-conditions</w:t>
             </w:r>
-            <w:proofErr w:type="spellEnd"/>
           </w:p>
         </w:tc>
         <w:tc>
@@ -8193,7 +8047,9 @@
             <w:tcW w:w="4320" w:type="dxa"/>
           </w:tcPr>
           <w:p>
-            <w:r/>
+            <w:pPr>
+              <w:cnfStyle w:val="000000010000" w:firstRow="0" w:lastRow="0" w:firstColumn="0" w:lastColumn="0" w:oddVBand="0" w:evenVBand="0" w:oddHBand="0" w:evenHBand="1" w:firstRowFirstColumn="0" w:firstRowLastColumn="0" w:lastRowFirstColumn="0" w:lastRowLastColumn="0"/>
+            </w:pPr>
           </w:p>
         </w:tc>
       </w:tr>
@@ -8217,7 +8073,9 @@
             <w:tcW w:w="4320" w:type="dxa"/>
           </w:tcPr>
           <w:p>
-            <w:r/>
+            <w:pPr>
+              <w:cnfStyle w:val="000000100000" w:firstRow="0" w:lastRow="0" w:firstColumn="0" w:lastColumn="0" w:oddVBand="0" w:evenVBand="0" w:oddHBand="1" w:evenHBand="0" w:firstRowFirstColumn="0" w:firstRowLastColumn="0" w:lastRowFirstColumn="0" w:lastRowLastColumn="0"/>
+            </w:pPr>
           </w:p>
         </w:tc>
       </w:tr>
@@ -8282,11 +8140,9 @@
             <w:tcW w:w="4320" w:type="dxa"/>
           </w:tcPr>
           <w:p>
-            <w:proofErr w:type="spellStart"/>
             <w:r>
               <w:t>Pré-conditions</w:t>
             </w:r>
-            <w:proofErr w:type="spellEnd"/>
           </w:p>
         </w:tc>
         <w:tc>
@@ -8381,7 +8237,9 @@
             <w:tcW w:w="4320" w:type="dxa"/>
           </w:tcPr>
           <w:p>
-            <w:r/>
+            <w:pPr>
+              <w:cnfStyle w:val="000000010000" w:firstRow="0" w:lastRow="0" w:firstColumn="0" w:lastColumn="0" w:oddVBand="0" w:evenVBand="0" w:oddHBand="0" w:evenHBand="1" w:firstRowFirstColumn="0" w:firstRowLastColumn="0" w:lastRowFirstColumn="0" w:lastRowLastColumn="0"/>
+            </w:pPr>
           </w:p>
         </w:tc>
       </w:tr>
@@ -8405,7 +8263,9 @@
             <w:tcW w:w="4320" w:type="dxa"/>
           </w:tcPr>
           <w:p>
-            <w:r/>
+            <w:pPr>
+              <w:cnfStyle w:val="000000100000" w:firstRow="0" w:lastRow="0" w:firstColumn="0" w:lastColumn="0" w:oddVBand="0" w:evenVBand="0" w:oddHBand="1" w:evenHBand="0" w:firstRowFirstColumn="0" w:firstRowLastColumn="0" w:lastRowFirstColumn="0" w:lastRowLastColumn="0"/>
+            </w:pPr>
           </w:p>
         </w:tc>
       </w:tr>
@@ -8482,23 +8342,7 @@
               <w:cnfStyle w:val="000000100000" w:firstRow="0" w:lastRow="0" w:firstColumn="0" w:lastColumn="0" w:oddVBand="0" w:evenVBand="0" w:oddHBand="1" w:evenHBand="0" w:firstRowFirstColumn="0" w:firstRowLastColumn="0" w:lastRowFirstColumn="0" w:lastRowLastColumn="0"/>
             </w:pPr>
             <w:r>
-              <w:t xml:space="preserve">Fermer l’application pendant </w:t>
-            </w:r>
-            <w:proofErr w:type="spellStart"/>
-            <w:r>
-              <w:t>refresh</w:t>
-            </w:r>
-            <w:proofErr w:type="spellEnd"/>
-            <w:r>
-              <w:t>/</w:t>
-            </w:r>
-            <w:proofErr w:type="spellStart"/>
-            <w:r>
-              <w:t>upload</w:t>
-            </w:r>
-            <w:proofErr w:type="spellEnd"/>
-            <w:r>
-              <w:t>.</w:t>
+              <w:t>Fermer l’application pendant refresh/upload.</w:t>
             </w:r>
           </w:p>
         </w:tc>
@@ -8552,14 +8396,20 @@
             <w:tcW w:w="4320" w:type="dxa"/>
           </w:tcPr>
           <w:p>
-            <w:r/>
-          </w:p>
-        </w:tc>
-      </w:tr>
-      <w:tr>
-        <w:tc>
-          <w:tcPr>
-            <w:tcW w:type="dxa" w:w="4320"/>
+            <w:pPr>
+              <w:cnfStyle w:val="000000100000" w:firstRow="0" w:lastRow="0" w:firstColumn="0" w:lastColumn="0" w:oddVBand="0" w:evenVBand="0" w:oddHBand="1" w:evenHBand="0" w:firstRowFirstColumn="0" w:firstRowLastColumn="0" w:lastRowFirstColumn="0" w:lastRowLastColumn="0"/>
+            </w:pPr>
+          </w:p>
+        </w:tc>
+      </w:tr>
+      <w:tr>
+        <w:trPr>
+          <w:cnfStyle w:val="000000010000" w:firstRow="0" w:lastRow="0" w:firstColumn="0" w:lastColumn="0" w:oddVBand="0" w:evenVBand="0" w:oddHBand="0" w:evenHBand="1" w:firstRowFirstColumn="0" w:firstRowLastColumn="0" w:lastRowFirstColumn="0" w:lastRowLastColumn="0"/>
+        </w:trPr>
+        <w:tc>
+          <w:tcPr>
+            <w:cnfStyle w:val="001000000000" w:firstRow="0" w:lastRow="0" w:firstColumn="1" w:lastColumn="0" w:oddVBand="0" w:evenVBand="0" w:oddHBand="0" w:evenHBand="0" w:firstRowFirstColumn="0" w:firstRowLastColumn="0" w:lastRowFirstColumn="0" w:lastRowLastColumn="0"/>
+            <w:tcW w:w="4320" w:type="dxa"/>
           </w:tcPr>
           <w:p>
             <w:r>
@@ -8569,10 +8419,12 @@
         </w:tc>
         <w:tc>
           <w:tcPr>
-            <w:tcW w:type="dxa" w:w="4320"/>
-          </w:tcPr>
-          <w:p>
-            <w:r/>
+            <w:tcW w:w="4320" w:type="dxa"/>
+          </w:tcPr>
+          <w:p>
+            <w:pPr>
+              <w:cnfStyle w:val="000000010000" w:firstRow="0" w:lastRow="0" w:firstColumn="0" w:lastColumn="0" w:oddVBand="0" w:evenVBand="0" w:oddHBand="0" w:evenHBand="1" w:firstRowFirstColumn="0" w:firstRowLastColumn="0" w:lastRowFirstColumn="0" w:lastRowLastColumn="0"/>
+            </w:pPr>
           </w:p>
         </w:tc>
       </w:tr>
@@ -8646,11 +8498,9 @@
             <w:tcW w:w="4320" w:type="dxa"/>
           </w:tcPr>
           <w:p>
-            <w:proofErr w:type="spellStart"/>
             <w:r>
               <w:t>Pré-conditions</w:t>
             </w:r>
-            <w:proofErr w:type="spellEnd"/>
           </w:p>
         </w:tc>
         <w:tc>
@@ -8745,7 +8595,9 @@
             <w:tcW w:w="4320" w:type="dxa"/>
           </w:tcPr>
           <w:p>
-            <w:r/>
+            <w:pPr>
+              <w:cnfStyle w:val="000000010000" w:firstRow="0" w:lastRow="0" w:firstColumn="0" w:lastColumn="0" w:oddVBand="0" w:evenVBand="0" w:oddHBand="0" w:evenHBand="1" w:firstRowFirstColumn="0" w:firstRowLastColumn="0" w:lastRowFirstColumn="0" w:lastRowLastColumn="0"/>
+            </w:pPr>
           </w:p>
         </w:tc>
       </w:tr>
@@ -8769,7 +8621,9 @@
             <w:tcW w:w="4320" w:type="dxa"/>
           </w:tcPr>
           <w:p>
-            <w:r/>
+            <w:pPr>
+              <w:cnfStyle w:val="000000100000" w:firstRow="0" w:lastRow="0" w:firstColumn="0" w:lastColumn="0" w:oddVBand="0" w:evenVBand="0" w:oddHBand="1" w:evenHBand="0" w:firstRowFirstColumn="0" w:firstRowLastColumn="0" w:lastRowFirstColumn="0" w:lastRowLastColumn="0"/>
+            </w:pPr>
           </w:p>
         </w:tc>
       </w:tr>
@@ -8833,11 +8687,9 @@
             <w:tcW w:w="4320" w:type="dxa"/>
           </w:tcPr>
           <w:p>
-            <w:proofErr w:type="spellStart"/>
             <w:r>
               <w:t>Pré-conditions</w:t>
             </w:r>
-            <w:proofErr w:type="spellEnd"/>
           </w:p>
         </w:tc>
         <w:tc>
@@ -8932,7 +8784,9 @@
             <w:tcW w:w="4320" w:type="dxa"/>
           </w:tcPr>
           <w:p>
-            <w:r/>
+            <w:pPr>
+              <w:cnfStyle w:val="000000010000" w:firstRow="0" w:lastRow="0" w:firstColumn="0" w:lastColumn="0" w:oddVBand="0" w:evenVBand="0" w:oddHBand="0" w:evenHBand="1" w:firstRowFirstColumn="0" w:firstRowLastColumn="0" w:lastRowFirstColumn="0" w:lastRowLastColumn="0"/>
+            </w:pPr>
           </w:p>
         </w:tc>
       </w:tr>
@@ -8956,7 +8810,9 @@
             <w:tcW w:w="4320" w:type="dxa"/>
           </w:tcPr>
           <w:p>
-            <w:r/>
+            <w:pPr>
+              <w:cnfStyle w:val="000000100000" w:firstRow="0" w:lastRow="0" w:firstColumn="0" w:lastColumn="0" w:oddVBand="0" w:evenVBand="0" w:oddHBand="1" w:evenHBand="0" w:firstRowFirstColumn="0" w:firstRowLastColumn="0" w:lastRowFirstColumn="0" w:lastRowLastColumn="0"/>
+            </w:pPr>
           </w:p>
         </w:tc>
       </w:tr>
@@ -9020,11 +8876,9 @@
             <w:tcW w:w="4320" w:type="dxa"/>
           </w:tcPr>
           <w:p>
-            <w:proofErr w:type="spellStart"/>
             <w:r>
               <w:t>Pré-conditions</w:t>
             </w:r>
-            <w:proofErr w:type="spellEnd"/>
           </w:p>
         </w:tc>
         <w:tc>
@@ -9119,7 +8973,9 @@
             <w:tcW w:w="4320" w:type="dxa"/>
           </w:tcPr>
           <w:p>
-            <w:r/>
+            <w:pPr>
+              <w:cnfStyle w:val="000000010000" w:firstRow="0" w:lastRow="0" w:firstColumn="0" w:lastColumn="0" w:oddVBand="0" w:evenVBand="0" w:oddHBand="0" w:evenHBand="1" w:firstRowFirstColumn="0" w:firstRowLastColumn="0" w:lastRowFirstColumn="0" w:lastRowLastColumn="0"/>
+            </w:pPr>
           </w:p>
         </w:tc>
       </w:tr>
@@ -9143,7 +8999,9 @@
             <w:tcW w:w="4320" w:type="dxa"/>
           </w:tcPr>
           <w:p>
-            <w:r/>
+            <w:pPr>
+              <w:cnfStyle w:val="000000100000" w:firstRow="0" w:lastRow="0" w:firstColumn="0" w:lastColumn="0" w:oddVBand="0" w:evenVBand="0" w:oddHBand="1" w:evenHBand="0" w:firstRowFirstColumn="0" w:firstRowLastColumn="0" w:lastRowFirstColumn="0" w:lastRowLastColumn="0"/>
+            </w:pPr>
           </w:p>
         </w:tc>
       </w:tr>
@@ -9154,14 +9012,9 @@
       </w:pPr>
       <w:bookmarkStart w:id="34" w:name="_Toc226466677"/>
       <w:r>
-        <w:t xml:space="preserve">T83 – Script </w:t>
-      </w:r>
-      <w:proofErr w:type="spellStart"/>
-      <w:r>
-        <w:t>shell</w:t>
+        <w:t>T83 – Script shell</w:t>
       </w:r>
       <w:bookmarkEnd w:id="34"/>
-      <w:proofErr w:type="spellEnd"/>
     </w:p>
     <w:tbl>
       <w:tblPr>
@@ -9212,11 +9065,9 @@
             <w:tcW w:w="4320" w:type="dxa"/>
           </w:tcPr>
           <w:p>
-            <w:proofErr w:type="spellStart"/>
             <w:r>
               <w:t>Pré-conditions</w:t>
             </w:r>
-            <w:proofErr w:type="spellEnd"/>
           </w:p>
         </w:tc>
         <w:tc>
@@ -9311,7 +9162,9 @@
             <w:tcW w:w="4320" w:type="dxa"/>
           </w:tcPr>
           <w:p>
-            <w:r/>
+            <w:pPr>
+              <w:cnfStyle w:val="000000010000" w:firstRow="0" w:lastRow="0" w:firstColumn="0" w:lastColumn="0" w:oddVBand="0" w:evenVBand="0" w:oddHBand="0" w:evenHBand="1" w:firstRowFirstColumn="0" w:firstRowLastColumn="0" w:lastRowFirstColumn="0" w:lastRowLastColumn="0"/>
+            </w:pPr>
           </w:p>
         </w:tc>
       </w:tr>
@@ -9335,7 +9188,9 @@
             <w:tcW w:w="4320" w:type="dxa"/>
           </w:tcPr>
           <w:p>
-            <w:r/>
+            <w:pPr>
+              <w:cnfStyle w:val="000000100000" w:firstRow="0" w:lastRow="0" w:firstColumn="0" w:lastColumn="0" w:oddVBand="0" w:evenVBand="0" w:oddHBand="1" w:evenHBand="0" w:firstRowFirstColumn="0" w:firstRowLastColumn="0" w:lastRowFirstColumn="0" w:lastRowLastColumn="0"/>
+            </w:pPr>
           </w:p>
         </w:tc>
       </w:tr>
@@ -9399,11 +9254,9 @@
             <w:tcW w:w="4320" w:type="dxa"/>
           </w:tcPr>
           <w:p>
-            <w:proofErr w:type="spellStart"/>
             <w:r>
               <w:t>Pré-conditions</w:t>
             </w:r>
-            <w:proofErr w:type="spellEnd"/>
           </w:p>
         </w:tc>
         <w:tc>
@@ -9498,7 +9351,9 @@
             <w:tcW w:w="4320" w:type="dxa"/>
           </w:tcPr>
           <w:p>
-            <w:r/>
+            <w:pPr>
+              <w:cnfStyle w:val="000000010000" w:firstRow="0" w:lastRow="0" w:firstColumn="0" w:lastColumn="0" w:oddVBand="0" w:evenVBand="0" w:oddHBand="0" w:evenHBand="1" w:firstRowFirstColumn="0" w:firstRowLastColumn="0" w:lastRowFirstColumn="0" w:lastRowLastColumn="0"/>
+            </w:pPr>
           </w:p>
         </w:tc>
       </w:tr>
@@ -9522,7 +9377,9 @@
             <w:tcW w:w="4320" w:type="dxa"/>
           </w:tcPr>
           <w:p>
-            <w:r/>
+            <w:pPr>
+              <w:cnfStyle w:val="000000100000" w:firstRow="0" w:lastRow="0" w:firstColumn="0" w:lastColumn="0" w:oddVBand="0" w:evenVBand="0" w:oddHBand="1" w:evenHBand="0" w:firstRowFirstColumn="0" w:firstRowLastColumn="0" w:lastRowFirstColumn="0" w:lastRowLastColumn="0"/>
+            </w:pPr>
           </w:p>
         </w:tc>
       </w:tr>
@@ -9587,11 +9444,9 @@
             <w:tcW w:w="4320" w:type="dxa"/>
           </w:tcPr>
           <w:p>
-            <w:proofErr w:type="spellStart"/>
             <w:r>
               <w:t>Pré-conditions</w:t>
             </w:r>
-            <w:proofErr w:type="spellEnd"/>
           </w:p>
         </w:tc>
         <w:tc>
@@ -9686,7 +9541,9 @@
             <w:tcW w:w="4320" w:type="dxa"/>
           </w:tcPr>
           <w:p>
-            <w:r/>
+            <w:pPr>
+              <w:cnfStyle w:val="000000010000" w:firstRow="0" w:lastRow="0" w:firstColumn="0" w:lastColumn="0" w:oddVBand="0" w:evenVBand="0" w:oddHBand="0" w:evenHBand="1" w:firstRowFirstColumn="0" w:firstRowLastColumn="0" w:lastRowFirstColumn="0" w:lastRowLastColumn="0"/>
+            </w:pPr>
           </w:p>
         </w:tc>
       </w:tr>
@@ -9710,7 +9567,9 @@
             <w:tcW w:w="4320" w:type="dxa"/>
           </w:tcPr>
           <w:p>
-            <w:r/>
+            <w:pPr>
+              <w:cnfStyle w:val="000000100000" w:firstRow="0" w:lastRow="0" w:firstColumn="0" w:lastColumn="0" w:oddVBand="0" w:evenVBand="0" w:oddHBand="1" w:evenHBand="0" w:firstRowFirstColumn="0" w:firstRowLastColumn="0" w:lastRowFirstColumn="0" w:lastRowLastColumn="0"/>
+            </w:pPr>
           </w:p>
         </w:tc>
       </w:tr>
@@ -9774,11 +9633,9 @@
             <w:tcW w:w="4320" w:type="dxa"/>
           </w:tcPr>
           <w:p>
-            <w:proofErr w:type="spellStart"/>
             <w:r>
               <w:t>Pré-conditions</w:t>
             </w:r>
-            <w:proofErr w:type="spellEnd"/>
           </w:p>
         </w:tc>
         <w:tc>
@@ -9873,7 +9730,9 @@
             <w:tcW w:w="4320" w:type="dxa"/>
           </w:tcPr>
           <w:p>
-            <w:r/>
+            <w:pPr>
+              <w:cnfStyle w:val="000000010000" w:firstRow="0" w:lastRow="0" w:firstColumn="0" w:lastColumn="0" w:oddVBand="0" w:evenVBand="0" w:oddHBand="0" w:evenHBand="1" w:firstRowFirstColumn="0" w:firstRowLastColumn="0" w:lastRowFirstColumn="0" w:lastRowLastColumn="0"/>
+            </w:pPr>
           </w:p>
         </w:tc>
       </w:tr>
@@ -9897,7 +9756,9 @@
             <w:tcW w:w="4320" w:type="dxa"/>
           </w:tcPr>
           <w:p>
-            <w:r/>
+            <w:pPr>
+              <w:cnfStyle w:val="000000100000" w:firstRow="0" w:lastRow="0" w:firstColumn="0" w:lastColumn="0" w:oddVBand="0" w:evenVBand="0" w:oddHBand="1" w:evenHBand="0" w:firstRowFirstColumn="0" w:firstRowLastColumn="0" w:lastRowFirstColumn="0" w:lastRowLastColumn="0"/>
+            </w:pPr>
           </w:p>
         </w:tc>
       </w:tr>
@@ -9961,11 +9822,9 @@
             <w:tcW w:w="4320" w:type="dxa"/>
           </w:tcPr>
           <w:p>
-            <w:proofErr w:type="spellStart"/>
             <w:r>
               <w:t>Pré-conditions</w:t>
             </w:r>
-            <w:proofErr w:type="spellEnd"/>
           </w:p>
         </w:tc>
         <w:tc>
@@ -10060,7 +9919,9 @@
             <w:tcW w:w="4320" w:type="dxa"/>
           </w:tcPr>
           <w:p>
-            <w:r/>
+            <w:pPr>
+              <w:cnfStyle w:val="000000010000" w:firstRow="0" w:lastRow="0" w:firstColumn="0" w:lastColumn="0" w:oddVBand="0" w:evenVBand="0" w:oddHBand="0" w:evenHBand="1" w:firstRowFirstColumn="0" w:firstRowLastColumn="0" w:lastRowFirstColumn="0" w:lastRowLastColumn="0"/>
+            </w:pPr>
           </w:p>
         </w:tc>
       </w:tr>
@@ -10084,7 +9945,9 @@
             <w:tcW w:w="4320" w:type="dxa"/>
           </w:tcPr>
           <w:p>
-            <w:r/>
+            <w:pPr>
+              <w:cnfStyle w:val="000000100000" w:firstRow="0" w:lastRow="0" w:firstColumn="0" w:lastColumn="0" w:oddVBand="0" w:evenVBand="0" w:oddHBand="1" w:evenHBand="0" w:firstRowFirstColumn="0" w:firstRowLastColumn="0" w:lastRowFirstColumn="0" w:lastRowLastColumn="0"/>
+            </w:pPr>
           </w:p>
         </w:tc>
       </w:tr>
@@ -10094,21 +9957,8 @@
         <w:pStyle w:val="Titre2"/>
       </w:pPr>
       <w:r>
-        <w:t xml:space="preserve">T88 – </w:t>
+        <w:t>T88 – rm / mv / cp</w:t>
       </w:r>
-      <w:proofErr w:type="spellStart"/>
-      <w:r>
-        <w:t>rm</w:t>
-      </w:r>
-      <w:proofErr w:type="spellEnd"/>
-      <w:r>
-        <w:t xml:space="preserve"> / mv / </w:t>
-      </w:r>
-      <w:proofErr w:type="spellStart"/>
-      <w:r>
-        <w:t>cp</w:t>
-      </w:r>
-      <w:proofErr w:type="spellEnd"/>
     </w:p>
     <w:tbl>
       <w:tblPr>
@@ -10173,23 +10023,7 @@
               <w:cnfStyle w:val="000000100000" w:firstRow="0" w:lastRow="0" w:firstColumn="0" w:lastColumn="0" w:oddVBand="0" w:evenVBand="0" w:oddHBand="1" w:evenHBand="0" w:firstRowFirstColumn="0" w:firstRowLastColumn="0" w:lastRowFirstColumn="0" w:lastRowLastColumn="0"/>
             </w:pPr>
             <w:r>
-              <w:t xml:space="preserve">Tester </w:t>
-            </w:r>
-            <w:proofErr w:type="spellStart"/>
-            <w:r>
-              <w:t>rm</w:t>
-            </w:r>
-            <w:proofErr w:type="spellEnd"/>
-            <w:r>
-              <w:t>/mv/</w:t>
-            </w:r>
-            <w:proofErr w:type="spellStart"/>
-            <w:r>
-              <w:t>cp</w:t>
-            </w:r>
-            <w:proofErr w:type="spellEnd"/>
-            <w:r>
-              <w:t xml:space="preserve"> dans terminal.</w:t>
+              <w:t>Tester rm/mv/cp dans terminal.</w:t>
             </w:r>
           </w:p>
         </w:tc>
@@ -10243,14 +10077,20 @@
             <w:tcW w:w="4320" w:type="dxa"/>
           </w:tcPr>
           <w:p>
-            <w:r/>
-          </w:p>
-        </w:tc>
-      </w:tr>
-      <w:tr>
-        <w:tc>
-          <w:tcPr>
-            <w:tcW w:type="dxa" w:w="4320"/>
+            <w:pPr>
+              <w:cnfStyle w:val="000000100000" w:firstRow="0" w:lastRow="0" w:firstColumn="0" w:lastColumn="0" w:oddVBand="0" w:evenVBand="0" w:oddHBand="1" w:evenHBand="0" w:firstRowFirstColumn="0" w:firstRowLastColumn="0" w:lastRowFirstColumn="0" w:lastRowLastColumn="0"/>
+            </w:pPr>
+          </w:p>
+        </w:tc>
+      </w:tr>
+      <w:tr>
+        <w:trPr>
+          <w:cnfStyle w:val="000000010000" w:firstRow="0" w:lastRow="0" w:firstColumn="0" w:lastColumn="0" w:oddVBand="0" w:evenVBand="0" w:oddHBand="0" w:evenHBand="1" w:firstRowFirstColumn="0" w:firstRowLastColumn="0" w:lastRowFirstColumn="0" w:lastRowLastColumn="0"/>
+        </w:trPr>
+        <w:tc>
+          <w:tcPr>
+            <w:cnfStyle w:val="001000000000" w:firstRow="0" w:lastRow="0" w:firstColumn="1" w:lastColumn="0" w:oddVBand="0" w:evenVBand="0" w:oddHBand="0" w:evenHBand="0" w:firstRowFirstColumn="0" w:firstRowLastColumn="0" w:lastRowFirstColumn="0" w:lastRowLastColumn="0"/>
+            <w:tcW w:w="4320" w:type="dxa"/>
           </w:tcPr>
           <w:p>
             <w:r>
@@ -10260,10 +10100,12 @@
         </w:tc>
         <w:tc>
           <w:tcPr>
-            <w:tcW w:type="dxa" w:w="4320"/>
-          </w:tcPr>
-          <w:p>
-            <w:r/>
+            <w:tcW w:w="4320" w:type="dxa"/>
+          </w:tcPr>
+          <w:p>
+            <w:pPr>
+              <w:cnfStyle w:val="000000010000" w:firstRow="0" w:lastRow="0" w:firstColumn="0" w:lastColumn="0" w:oddVBand="0" w:evenVBand="0" w:oddHBand="0" w:evenHBand="1" w:firstRowFirstColumn="0" w:firstRowLastColumn="0" w:lastRowFirstColumn="0" w:lastRowLastColumn="0"/>
+            </w:pPr>
           </w:p>
         </w:tc>
       </w:tr>
@@ -10339,15 +10181,7 @@
               <w:cnfStyle w:val="000000100000" w:firstRow="0" w:lastRow="0" w:firstColumn="0" w:lastColumn="0" w:oddVBand="0" w:evenVBand="0" w:oddHBand="1" w:evenHBand="0" w:firstRowFirstColumn="0" w:firstRowLastColumn="0" w:lastRowFirstColumn="0" w:lastRowLastColumn="0"/>
             </w:pPr>
             <w:r>
-              <w:t xml:space="preserve">Tester </w:t>
-            </w:r>
-            <w:proofErr w:type="spellStart"/>
-            <w:r>
-              <w:t>vim</w:t>
-            </w:r>
-            <w:proofErr w:type="spellEnd"/>
-            <w:r>
-              <w:t>/nano.</w:t>
+              <w:t>Tester vim/nano.</w:t>
             </w:r>
           </w:p>
         </w:tc>
@@ -10401,14 +10235,20 @@
             <w:tcW w:w="4320" w:type="dxa"/>
           </w:tcPr>
           <w:p>
-            <w:r/>
-          </w:p>
-        </w:tc>
-      </w:tr>
-      <w:tr>
-        <w:tc>
-          <w:tcPr>
-            <w:tcW w:type="dxa" w:w="4320"/>
+            <w:pPr>
+              <w:cnfStyle w:val="000000100000" w:firstRow="0" w:lastRow="0" w:firstColumn="0" w:lastColumn="0" w:oddVBand="0" w:evenVBand="0" w:oddHBand="1" w:evenHBand="0" w:firstRowFirstColumn="0" w:firstRowLastColumn="0" w:lastRowFirstColumn="0" w:lastRowLastColumn="0"/>
+            </w:pPr>
+          </w:p>
+        </w:tc>
+      </w:tr>
+      <w:tr>
+        <w:trPr>
+          <w:cnfStyle w:val="000000010000" w:firstRow="0" w:lastRow="0" w:firstColumn="0" w:lastColumn="0" w:oddVBand="0" w:evenVBand="0" w:oddHBand="0" w:evenHBand="1" w:firstRowFirstColumn="0" w:firstRowLastColumn="0" w:lastRowFirstColumn="0" w:lastRowLastColumn="0"/>
+        </w:trPr>
+        <w:tc>
+          <w:tcPr>
+            <w:cnfStyle w:val="001000000000" w:firstRow="0" w:lastRow="0" w:firstColumn="1" w:lastColumn="0" w:oddVBand="0" w:evenVBand="0" w:oddHBand="0" w:evenHBand="0" w:firstRowFirstColumn="0" w:firstRowLastColumn="0" w:lastRowFirstColumn="0" w:lastRowLastColumn="0"/>
+            <w:tcW w:w="4320" w:type="dxa"/>
           </w:tcPr>
           <w:p>
             <w:r>
@@ -10418,10 +10258,12 @@
         </w:tc>
         <w:tc>
           <w:tcPr>
-            <w:tcW w:type="dxa" w:w="4320"/>
-          </w:tcPr>
-          <w:p>
-            <w:r/>
+            <w:tcW w:w="4320" w:type="dxa"/>
+          </w:tcPr>
+          <w:p>
+            <w:pPr>
+              <w:cnfStyle w:val="000000010000" w:firstRow="0" w:lastRow="0" w:firstColumn="0" w:lastColumn="0" w:oddVBand="0" w:evenVBand="0" w:oddHBand="0" w:evenHBand="1" w:firstRowFirstColumn="0" w:firstRowLastColumn="0" w:lastRowFirstColumn="0" w:lastRowLastColumn="0"/>
+            </w:pPr>
           </w:p>
         </w:tc>
       </w:tr>
@@ -10456,15 +10298,7 @@
         <w:pStyle w:val="Listepuces"/>
       </w:pPr>
       <w:r>
-        <w:t xml:space="preserve">Ajout monitoring Température / </w:t>
-      </w:r>
-      <w:proofErr w:type="spellStart"/>
-      <w:r>
-        <w:t>SoC</w:t>
-      </w:r>
-      <w:proofErr w:type="spellEnd"/>
-      <w:r>
-        <w:t>.</w:t>
+        <w:t>Ajout monitoring Température / SoC.</w:t>
       </w:r>
     </w:p>
     <w:p>
@@ -10475,6 +10309,7 @@
         </w:rPr>
       </w:pPr>
       <w:r>
+        <w:lastRenderedPageBreak/>
         <w:t>Architecture SSHQueue thread-safe stabilisée et logs SSH raccourcis.</w:t>
       </w:r>
     </w:p>
@@ -10574,6 +10409,9 @@
       <w:pStyle w:val="Pieddepage"/>
     </w:pPr>
     <w:r>
+      <w:rPr>
+        <w:noProof/>
+      </w:rPr>
       <mc:AlternateContent>
         <mc:Choice Requires="wps">
           <w:drawing>
@@ -10697,6 +10535,9 @@
       <w:pStyle w:val="Pieddepage"/>
     </w:pPr>
     <w:r>
+      <w:rPr>
+        <w:noProof/>
+      </w:rPr>
       <mc:AlternateContent>
         <mc:Choice Requires="wps">
           <w:drawing>
@@ -10820,6 +10661,9 @@
       <w:pStyle w:val="Pieddepage"/>
     </w:pPr>
     <w:r>
+      <w:rPr>
+        <w:noProof/>
+      </w:rPr>
       <mc:AlternateContent>
         <mc:Choice Requires="wps">
           <w:drawing>

--- a/documents/PV_RBM_V8_Init.docx
+++ b/documents/PV_RBM_V8_Init.docx
@@ -19,7 +19,7 @@
           <w:sz w:val="56"/>
         </w:rPr>
         <w:br/>
-        <w:t>Remote Borne Manager (RBM)</w:t>
+        <w:t>Remote Borne Control Interface (RBM)</w:t>
       </w:r>
     </w:p>
     <w:p>
@@ -27,27 +27,7 @@
         <w:jc w:val="center"/>
       </w:pPr>
       <w:r>
-        <w:rPr>
-          <w:sz w:val="28"/>
-        </w:rPr>
-        <w:t>Version logicielle : v</w:t>
-      </w:r>
-      <w:r>
-        <w:rPr>
-          <w:sz w:val="28"/>
-        </w:rPr>
-        <w:t>8</w:t>
-      </w:r>
-      <w:r>
-        <w:rPr>
-          <w:sz w:val="28"/>
-        </w:rPr>
-        <w:t xml:space="preserve">.x </w:t>
-      </w:r>
-      <w:r>
-        <w:rPr>
-          <w:sz w:val="28"/>
-        </w:rPr>
+        <w:t xml:space="preserve">Version logicielle : 2026.03.31.1 </w:t>
         <w:br/>
         <w:t>Document Qualité – Livrable officiel</w:t>
       </w:r>
